--- a/Защита в ОС/Лабы/ЛР № 11.docx
+++ b/Защита в ОС/Лабы/ЛР № 11.docx
@@ -105,13 +105,6 @@
           <w:szCs w:val="28"/>
         </w:rPr>
       </w:pPr>
-      <w:r>
-        <w:rPr>
-          <w:b/>
-          <w:szCs w:val="28"/>
-        </w:rPr>
-        <w:t>ОТЧЁТ</w:t>
-      </w:r>
     </w:p>
     <w:p>
       <w:pPr>
@@ -121,55 +114,27 @@
         <w:spacing w:after="0" w:line="240" w:lineRule="auto"/>
         <w:jc w:val="center"/>
         <w:rPr>
-          <w:b/>
-          <w:szCs w:val="28"/>
-        </w:rPr>
-      </w:pPr>
-      <w:r>
-        <w:rPr>
-          <w:b/>
-          <w:szCs w:val="28"/>
-        </w:rPr>
-        <w:t xml:space="preserve">по </w:t>
-      </w:r>
-      <w:sdt>
-        <w:sdtPr>
-          <w:rPr>
-            <w:b/>
-            <w:szCs w:val="28"/>
-          </w:rPr>
-          <w:alias w:val="Вид  работы"/>
-          <w:tag w:val="Вид  работы"/>
-          <w:id w:val="582116565"/>
-          <w:placeholder>
-            <w:docPart w:val="8EECFC2B4F9A4D168148A9C34310C86B"/>
-          </w:placeholder>
-          <w:dropDownList>
-            <w:listItem w:value="Выберите элемент."/>
-            <w:listItem w:displayText="лабораторной" w:value="лабораторной"/>
-            <w:listItem w:displayText="практической" w:value="практической"/>
-          </w:dropDownList>
-        </w:sdtPr>
-        <w:sdtContent>
-          <w:r>
-            <w:rPr>
-              <w:b/>
-              <w:szCs w:val="28"/>
-            </w:rPr>
-            <w:t>лабораторной</w:t>
-          </w:r>
-        </w:sdtContent>
-      </w:sdt>
-      <w:r>
-        <w:rPr>
-          <w:b/>
-          <w:szCs w:val="28"/>
-        </w:rPr>
-        <w:t xml:space="preserve"> работе №1</w:t>
-      </w:r>
-      <w:r>
-        <w:rPr>
-          <w:b/>
+          <w:bCs/>
+          <w:szCs w:val="28"/>
+        </w:rPr>
+      </w:pPr>
+      <w:r>
+        <w:rPr>
+          <w:bCs/>
+          <w:szCs w:val="28"/>
+        </w:rPr>
+        <w:t xml:space="preserve">Лабораторная работа </w:t>
+      </w:r>
+      <w:r>
+        <w:rPr>
+          <w:bCs/>
+          <w:szCs w:val="28"/>
+        </w:rPr>
+        <w:t>№1</w:t>
+      </w:r>
+      <w:r>
+        <w:rPr>
+          <w:bCs/>
           <w:szCs w:val="28"/>
         </w:rPr>
         <w:t>1</w:t>
@@ -255,106 +220,146 @@
     <w:p>
       <w:pPr>
         <w:spacing w:line="360" w:lineRule="auto"/>
-        <w:ind w:left="1416" w:firstLine="707"/>
+        <w:rPr>
+          <w:szCs w:val="28"/>
+        </w:rPr>
+      </w:pPr>
+    </w:p>
+    <w:p>
+      <w:pPr>
+        <w:spacing w:line="360" w:lineRule="auto"/>
+        <w:rPr>
+          <w:szCs w:val="28"/>
+        </w:rPr>
+      </w:pPr>
+    </w:p>
+    <w:p>
+      <w:pPr>
+        <w:spacing w:line="360" w:lineRule="auto"/>
+        <w:rPr>
+          <w:szCs w:val="28"/>
+        </w:rPr>
+      </w:pPr>
+    </w:p>
+    <w:tbl>
+      <w:tblPr>
+        <w:tblStyle w:val="ab"/>
+        <w:tblW w:w="0" w:type="auto"/>
         <w:jc w:val="right"/>
-        <w:rPr>
-          <w:szCs w:val="28"/>
-        </w:rPr>
-      </w:pPr>
-      <w:r>
-        <w:rPr>
-          <w:szCs w:val="28"/>
-        </w:rPr>
-        <w:t>Выполнил: студент гр. ВКБ4</w:t>
-      </w:r>
-      <w:r>
-        <w:rPr>
-          <w:szCs w:val="28"/>
-        </w:rPr>
-        <w:t>3</w:t>
-      </w:r>
-    </w:p>
+        <w:tblBorders>
+          <w:top w:val="none" w:sz="0" w:space="0" w:color="auto"/>
+          <w:left w:val="none" w:sz="0" w:space="0" w:color="auto"/>
+          <w:bottom w:val="none" w:sz="0" w:space="0" w:color="auto"/>
+          <w:right w:val="none" w:sz="0" w:space="0" w:color="auto"/>
+          <w:insideH w:val="none" w:sz="0" w:space="0" w:color="auto"/>
+          <w:insideV w:val="none" w:sz="0" w:space="0" w:color="auto"/>
+        </w:tblBorders>
+        <w:tblLook w:val="04A0" w:firstRow="1" w:lastRow="0" w:firstColumn="1" w:lastColumn="0" w:noHBand="0" w:noVBand="1"/>
+      </w:tblPr>
+      <w:tblGrid>
+        <w:gridCol w:w="5103"/>
+      </w:tblGrid>
+      <w:tr>
+        <w:trPr>
+          <w:trHeight w:val="432"/>
+          <w:jc w:val="right"/>
+        </w:trPr>
+        <w:tc>
+          <w:tcPr>
+            <w:tcW w:w="5103" w:type="dxa"/>
+            <w:hideMark/>
+          </w:tcPr>
+          <w:p>
+            <w:pPr>
+              <w:spacing w:after="160"/>
+              <w:jc w:val="left"/>
+              <w:rPr>
+                <w:szCs w:val="28"/>
+              </w:rPr>
+            </w:pPr>
+            <w:r>
+              <w:rPr>
+                <w:szCs w:val="28"/>
+              </w:rPr>
+              <w:t>Выполнил: студент группы ВКБ42</w:t>
+            </w:r>
+          </w:p>
+          <w:p>
+            <w:pPr>
+              <w:spacing w:after="160"/>
+              <w:jc w:val="left"/>
+              <w:rPr>
+                <w:szCs w:val="28"/>
+              </w:rPr>
+            </w:pPr>
+            <w:r>
+              <w:rPr>
+                <w:szCs w:val="28"/>
+              </w:rPr>
+              <w:t>Ковалец Илья Андреевич</w:t>
+            </w:r>
+          </w:p>
+        </w:tc>
+      </w:tr>
+      <w:tr>
+        <w:trPr>
+          <w:trHeight w:val="440"/>
+          <w:jc w:val="right"/>
+        </w:trPr>
+        <w:tc>
+          <w:tcPr>
+            <w:tcW w:w="5103" w:type="dxa"/>
+          </w:tcPr>
+          <w:p>
+            <w:pPr>
+              <w:spacing w:after="160"/>
+              <w:jc w:val="left"/>
+              <w:rPr>
+                <w:szCs w:val="28"/>
+              </w:rPr>
+            </w:pPr>
+            <w:r>
+              <w:rPr>
+                <w:szCs w:val="28"/>
+              </w:rPr>
+              <w:t>Проверил: доцент</w:t>
+            </w:r>
+          </w:p>
+          <w:p>
+            <w:pPr>
+              <w:spacing w:after="160"/>
+              <w:jc w:val="left"/>
+              <w:rPr>
+                <w:szCs w:val="28"/>
+              </w:rPr>
+            </w:pPr>
+            <w:r>
+              <w:rPr>
+                <w:szCs w:val="28"/>
+              </w:rPr>
+              <w:t>Скляров Алексей Викторович</w:t>
+            </w:r>
+          </w:p>
+          <w:p>
+            <w:pPr>
+              <w:spacing w:after="160"/>
+              <w:jc w:val="left"/>
+              <w:rPr>
+                <w:szCs w:val="28"/>
+              </w:rPr>
+            </w:pPr>
+          </w:p>
+        </w:tc>
+      </w:tr>
+    </w:tbl>
     <w:p>
       <w:pPr>
         <w:spacing w:line="360" w:lineRule="auto"/>
-        <w:ind w:left="1416" w:firstLine="707"/>
-        <w:jc w:val="right"/>
-        <w:rPr>
-          <w:szCs w:val="28"/>
-        </w:rPr>
-      </w:pPr>
-      <w:r>
-        <w:rPr>
-          <w:szCs w:val="28"/>
-        </w:rPr>
-        <w:t>Ковалев Д. П.</w:t>
-      </w:r>
-    </w:p>
-    <w:p>
-      <w:pPr>
-        <w:spacing w:line="360" w:lineRule="auto"/>
-        <w:ind w:left="5670"/>
-        <w:jc w:val="right"/>
-        <w:rPr>
-          <w:szCs w:val="28"/>
-        </w:rPr>
-      </w:pPr>
-      <w:r>
-        <w:rPr>
-          <w:szCs w:val="28"/>
-        </w:rPr>
-        <w:t>Проверил:</w:t>
-      </w:r>
-    </w:p>
-    <w:p>
-      <w:pPr>
-        <w:spacing w:line="360" w:lineRule="auto"/>
-        <w:jc w:val="right"/>
-        <w:rPr>
-          <w:szCs w:val="28"/>
-        </w:rPr>
-      </w:pPr>
-      <w:sdt>
-        <w:sdtPr>
-          <w:rPr>
-            <w:szCs w:val="28"/>
-          </w:rPr>
-          <w:alias w:val="Преподаватель"/>
-          <w:tag w:val="Преподаватель"/>
-          <w:id w:val="1380362301"/>
-          <w:placeholder>
-            <w:docPart w:val="A7F064F19DDA4F7AB9600E40A08B9F52"/>
-          </w:placeholder>
-          <w:dropDownList>
-            <w:listItem w:value="Выберите элемент."/>
-            <w:listItem w:displayText="доц. Скляров А.В." w:value="доц. Скляров А.В."/>
-            <w:listItem w:displayText="доц. Куликова О.В." w:value="доц. Куликова О.В."/>
-            <w:listItem w:displayText="доц. Сафарьян О.А." w:value="доц. Сафарьян О.А."/>
-            <w:listItem w:displayText="доц. Егорова Р.В." w:value="доц. Егорова Р.В."/>
-            <w:listItem w:displayText="ст.пр. Артамонова Е.А," w:value="ст.пр. Артамонова Е.А,"/>
-            <w:listItem w:displayText="доц. Болдырихин Н.В." w:value="доц. Болдырихин Н.В."/>
-          </w:dropDownList>
-        </w:sdtPr>
-        <w:sdtContent>
-          <w:r>
-            <w:rPr>
-              <w:szCs w:val="28"/>
-            </w:rPr>
-            <w:t>доц. Скляров А.В.</w:t>
-          </w:r>
-        </w:sdtContent>
-      </w:sdt>
-      <w:bookmarkStart w:id="0" w:name="_gjdgxs" w:colFirst="0" w:colLast="0"/>
-      <w:bookmarkEnd w:id="0"/>
-      <w:r>
-        <w:rPr>
-          <w:rFonts w:cs="Times New Roman"/>
-          <w:b/>
-          <w:bCs/>
-          <w:szCs w:val="28"/>
-        </w:rPr>
-        <w:t xml:space="preserve"> </w:t>
-      </w:r>
+        <w:jc w:val="left"/>
+        <w:rPr>
+          <w:szCs w:val="28"/>
+        </w:rPr>
+      </w:pPr>
       <w:r>
         <w:rPr>
           <w:rFonts w:cs="Times New Roman"/>
@@ -1734,23 +1739,7 @@
           <w:rFonts w:cs="Times New Roman"/>
           <w:szCs w:val="28"/>
         </w:rPr>
-        <w:t>/</w:t>
-      </w:r>
-      <w:proofErr w:type="gramStart"/>
-      <w:r>
-        <w:rPr>
-          <w:rFonts w:cs="Times New Roman"/>
-          <w:szCs w:val="28"/>
-        </w:rPr>
-        <w:t>* &gt;</w:t>
-      </w:r>
-      <w:proofErr w:type="gramEnd"/>
-      <w:r>
-        <w:rPr>
-          <w:rFonts w:cs="Times New Roman"/>
-          <w:szCs w:val="28"/>
-        </w:rPr>
-        <w:t xml:space="preserve"> /</w:t>
+        <w:t>/* &gt; /</w:t>
       </w:r>
       <w:r>
         <w:rPr>
@@ -2631,7 +2620,45 @@
           <w:rFonts w:cs="Times New Roman"/>
           <w:szCs w:val="28"/>
         </w:rPr>
-        <w:t xml:space="preserve">Теперь воспользуемся командой </w:t>
+        <w:t>Теперь</w:t>
+      </w:r>
+      <w:r>
+        <w:rPr>
+          <w:rFonts w:cs="Times New Roman"/>
+          <w:szCs w:val="28"/>
+          <w:lang w:val="en-US"/>
+        </w:rPr>
+        <w:t xml:space="preserve"> </w:t>
+      </w:r>
+      <w:r>
+        <w:rPr>
+          <w:rFonts w:cs="Times New Roman"/>
+          <w:szCs w:val="28"/>
+        </w:rPr>
+        <w:t>воспользуемся</w:t>
+      </w:r>
+      <w:r>
+        <w:rPr>
+          <w:rFonts w:cs="Times New Roman"/>
+          <w:szCs w:val="28"/>
+          <w:lang w:val="en-US"/>
+        </w:rPr>
+        <w:t xml:space="preserve"> </w:t>
+      </w:r>
+      <w:r>
+        <w:rPr>
+          <w:rFonts w:cs="Times New Roman"/>
+          <w:szCs w:val="28"/>
+        </w:rPr>
+        <w:t>командой</w:t>
+      </w:r>
+      <w:r>
+        <w:rPr>
+          <w:rFonts w:cs="Times New Roman"/>
+          <w:szCs w:val="28"/>
+          <w:lang w:val="en-US"/>
+        </w:rPr>
+        <w:t xml:space="preserve"> </w:t>
       </w:r>
       <w:r>
         <w:rPr>
@@ -2645,6 +2672,7 @@
         <w:rPr>
           <w:rFonts w:ascii="Courier New" w:hAnsi="Courier New" w:cs="Courier New"/>
           <w:szCs w:val="28"/>
+          <w:lang w:val="en-US"/>
         </w:rPr>
         <w:t xml:space="preserve"> /</w:t>
       </w:r>
@@ -2660,6 +2688,7 @@
         <w:rPr>
           <w:rFonts w:ascii="Courier New" w:hAnsi="Courier New" w:cs="Courier New"/>
           <w:szCs w:val="28"/>
+          <w:lang w:val="en-US"/>
         </w:rPr>
         <w:t>/</w:t>
       </w:r>
@@ -2675,6 +2704,7 @@
         <w:rPr>
           <w:rFonts w:ascii="Courier New" w:hAnsi="Courier New" w:cs="Courier New"/>
           <w:szCs w:val="28"/>
+          <w:lang w:val="en-US"/>
         </w:rPr>
         <w:t>/</w:t>
       </w:r>
@@ -2690,6 +2720,7 @@
         <w:rPr>
           <w:rFonts w:ascii="Courier New" w:hAnsi="Courier New" w:cs="Courier New"/>
           <w:szCs w:val="28"/>
+          <w:lang w:val="en-US"/>
         </w:rPr>
         <w:t>.</w:t>
       </w:r>
@@ -2705,6 +2736,7 @@
         <w:rPr>
           <w:rFonts w:ascii="Courier New" w:hAnsi="Courier New" w:cs="Courier New"/>
           <w:szCs w:val="28"/>
+          <w:lang w:val="en-US"/>
         </w:rPr>
         <w:t>5</w:t>
       </w:r>
@@ -2712,6 +2744,7 @@
         <w:rPr>
           <w:rFonts w:cs="Times New Roman"/>
           <w:szCs w:val="28"/>
+          <w:lang w:val="en-US"/>
         </w:rPr>
         <w:t xml:space="preserve">. </w:t>
       </w:r>
@@ -3092,23 +3125,7 @@
           <w:rFonts w:cs="Times New Roman"/>
           <w:szCs w:val="28"/>
         </w:rPr>
-        <w:t>/</w:t>
-      </w:r>
-      <w:proofErr w:type="gramStart"/>
-      <w:r>
-        <w:rPr>
-          <w:rFonts w:cs="Times New Roman"/>
-          <w:szCs w:val="28"/>
-        </w:rPr>
-        <w:t>* &gt;</w:t>
-      </w:r>
-      <w:proofErr w:type="gramEnd"/>
-      <w:r>
-        <w:rPr>
-          <w:rFonts w:cs="Times New Roman"/>
-          <w:szCs w:val="28"/>
-        </w:rPr>
-        <w:t xml:space="preserve"> /</w:t>
+        <w:t>/* &gt; /</w:t>
       </w:r>
       <w:r>
         <w:rPr>
@@ -3788,23 +3805,7 @@
           <w:rFonts w:cs="Times New Roman"/>
           <w:szCs w:val="28"/>
         </w:rPr>
-        <w:t>: x: 0:</w:t>
-      </w:r>
-      <w:proofErr w:type="gramStart"/>
-      <w:r>
-        <w:rPr>
-          <w:rFonts w:cs="Times New Roman"/>
-          <w:szCs w:val="28"/>
-        </w:rPr>
-        <w:t>0:root</w:t>
-      </w:r>
-      <w:proofErr w:type="gramEnd"/>
-      <w:r>
-        <w:rPr>
-          <w:rFonts w:cs="Times New Roman"/>
-          <w:szCs w:val="28"/>
-        </w:rPr>
-        <w:t>: /</w:t>
+        <w:t>: x: 0:0:root: /</w:t>
       </w:r>
       <w:proofErr w:type="spellStart"/>
       <w:r>
@@ -3894,23 +3895,7 @@
           <w:rFonts w:cs="Times New Roman"/>
           <w:szCs w:val="28"/>
         </w:rPr>
-        <w:t xml:space="preserve">данный файл. </w:t>
-      </w:r>
-      <w:proofErr w:type="gramStart"/>
-      <w:r>
-        <w:rPr>
-          <w:rFonts w:cs="Times New Roman"/>
-          <w:szCs w:val="28"/>
-        </w:rPr>
-        <w:t>В командой</w:t>
-      </w:r>
-      <w:proofErr w:type="gramEnd"/>
-      <w:r>
-        <w:rPr>
-          <w:rFonts w:cs="Times New Roman"/>
-          <w:szCs w:val="28"/>
-        </w:rPr>
-        <w:t xml:space="preserve"> стройке надо просто ввести </w:t>
+        <w:t xml:space="preserve">данный файл. В командой стройке надо просто ввести </w:t>
       </w:r>
       <w:r>
         <w:rPr>
@@ -3978,7 +3963,6 @@
         </w:rPr>
         <w:t xml:space="preserve">, а потом пишем </w:t>
       </w:r>
-      <w:proofErr w:type="gramStart"/>
       <w:r>
         <w:rPr>
           <w:rFonts w:cs="Times New Roman"/>
@@ -3996,7 +3980,6 @@
         <w:t>wq</w:t>
       </w:r>
       <w:proofErr w:type="spellEnd"/>
-      <w:proofErr w:type="gramEnd"/>
       <w:r>
         <w:rPr>
           <w:rFonts w:cs="Times New Roman"/>
@@ -4407,7 +4390,6 @@
         </w:rPr>
         <w:t>5</w:t>
       </w:r>
-      <w:proofErr w:type="gramStart"/>
       <w:r>
         <w:rPr>
           <w:rFonts w:cs="Times New Roman"/>
@@ -4421,15 +4403,7 @@
           <w:rFonts w:cs="Times New Roman"/>
           <w:szCs w:val="28"/>
         </w:rPr>
-        <w:t xml:space="preserve"> &gt;</w:t>
-      </w:r>
-      <w:proofErr w:type="gramEnd"/>
-      <w:r>
-        <w:rPr>
-          <w:rFonts w:cs="Times New Roman"/>
-          <w:szCs w:val="28"/>
-        </w:rPr>
-        <w:t xml:space="preserve"> /</w:t>
+        <w:t xml:space="preserve"> &gt; /</w:t>
       </w:r>
       <w:r>
         <w:rPr>
@@ -4761,23 +4735,15 @@
           <w:rFonts w:cs="Times New Roman"/>
           <w:szCs w:val="28"/>
         </w:rPr>
+        <w:t xml:space="preserve"> командой </w:t>
+      </w:r>
+      <w:r>
+        <w:rPr>
+          <w:rFonts w:cs="Times New Roman"/>
+          <w:szCs w:val="28"/>
+        </w:rPr>
         <w:t xml:space="preserve"> </w:t>
       </w:r>
-      <w:proofErr w:type="gramStart"/>
-      <w:r>
-        <w:rPr>
-          <w:rFonts w:cs="Times New Roman"/>
-          <w:szCs w:val="28"/>
-        </w:rPr>
-        <w:t xml:space="preserve">командой </w:t>
-      </w:r>
-      <w:r>
-        <w:rPr>
-          <w:rFonts w:cs="Times New Roman"/>
-          <w:szCs w:val="28"/>
-        </w:rPr>
-        <w:t xml:space="preserve"> </w:t>
-      </w:r>
       <w:proofErr w:type="spellStart"/>
       <w:r>
         <w:rPr>
@@ -4788,7 +4754,6 @@
         <w:t>shasum</w:t>
       </w:r>
       <w:proofErr w:type="spellEnd"/>
-      <w:proofErr w:type="gramEnd"/>
       <w:r>
         <w:rPr>
           <w:rFonts w:cs="Times New Roman"/>
@@ -5242,7 +5207,6 @@
         <w:t>/</w:t>
       </w:r>
       <w:proofErr w:type="spellStart"/>
-      <w:proofErr w:type="gramStart"/>
       <w:r>
         <w:rPr>
           <w:rFonts w:cs="Times New Roman"/>
@@ -5257,15 +5221,7 @@
           <w:rFonts w:cs="Times New Roman"/>
           <w:szCs w:val="28"/>
         </w:rPr>
-        <w:t xml:space="preserve"> &gt;</w:t>
-      </w:r>
-      <w:proofErr w:type="gramEnd"/>
-      <w:r>
-        <w:rPr>
-          <w:rFonts w:cs="Times New Roman"/>
-          <w:szCs w:val="28"/>
-        </w:rPr>
-        <w:t xml:space="preserve"> /</w:t>
+        <w:t xml:space="preserve"> &gt; /</w:t>
       </w:r>
       <w:r>
         <w:rPr>
@@ -5375,7 +5331,6 @@
         <w:t>/</w:t>
       </w:r>
       <w:proofErr w:type="spellStart"/>
-      <w:proofErr w:type="gramStart"/>
       <w:r>
         <w:rPr>
           <w:rFonts w:cs="Times New Roman"/>
@@ -5390,15 +5345,7 @@
           <w:rFonts w:cs="Times New Roman"/>
           <w:szCs w:val="28"/>
         </w:rPr>
-        <w:t xml:space="preserve"> &gt;</w:t>
-      </w:r>
-      <w:proofErr w:type="gramEnd"/>
-      <w:r>
-        <w:rPr>
-          <w:rFonts w:cs="Times New Roman"/>
-          <w:szCs w:val="28"/>
-        </w:rPr>
-        <w:t>&gt; /</w:t>
+        <w:t xml:space="preserve"> &gt;&gt; /</w:t>
       </w:r>
       <w:r>
         <w:rPr>
@@ -7268,23 +7215,7 @@
           <w:rFonts w:cs="Times New Roman"/>
           <w:szCs w:val="28"/>
         </w:rPr>
-        <w:t xml:space="preserve">в разделе </w:t>
-      </w:r>
-      <w:proofErr w:type="gramStart"/>
-      <w:r>
-        <w:rPr>
-          <w:rFonts w:cs="Times New Roman"/>
-          <w:szCs w:val="28"/>
-        </w:rPr>
-        <w:t>« Отчёты</w:t>
-      </w:r>
-      <w:proofErr w:type="gramEnd"/>
-      <w:r>
-        <w:rPr>
-          <w:rFonts w:cs="Times New Roman"/>
-          <w:szCs w:val="28"/>
-        </w:rPr>
-        <w:t>» задать только текстовый формат файла отчёта, определив</w:t>
+        <w:t>в разделе « Отчёты» задать только текстовый формат файла отчёта, определив</w:t>
       </w:r>
       <w:r>
         <w:rPr>
@@ -8468,7 +8399,6 @@
         <w:rPr>
           <w:rFonts w:cs="Times New Roman"/>
           <w:szCs w:val="28"/>
-          <w:lang w:val="en-US"/>
         </w:rPr>
       </w:pPr>
       <w:r>
@@ -8531,7 +8461,6 @@
         <w:rPr>
           <w:rFonts w:cs="Times New Roman"/>
           <w:szCs w:val="28"/>
-          <w:lang w:val="en-US"/>
         </w:rPr>
       </w:pPr>
     </w:p>
@@ -8600,7 +8529,6 @@
           <w:rFonts w:cs="Times New Roman"/>
           <w:sz w:val="24"/>
           <w:szCs w:val="24"/>
-          <w:lang w:val="en-US"/>
         </w:rPr>
       </w:pPr>
       <w:r>
@@ -8623,7 +8551,6 @@
           <w:rFonts w:cs="Times New Roman"/>
           <w:sz w:val="24"/>
           <w:szCs w:val="24"/>
-          <w:lang w:val="en-US"/>
         </w:rPr>
       </w:pPr>
     </w:p>
@@ -8642,7 +8569,6 @@
         <w:rPr>
           <w:rFonts w:cs="Times New Roman"/>
           <w:szCs w:val="28"/>
-          <w:lang w:val="en-US"/>
         </w:rPr>
         <w:lastRenderedPageBreak/>
         <w:tab/>
@@ -14763,7 +14689,6 @@
         <w:t>root</w:t>
       </w:r>
       <w:proofErr w:type="spellEnd"/>
-      <w:proofErr w:type="gramStart"/>
       <w:r>
         <w:rPr>
           <w:rFonts w:cs="Times New Roman"/>
@@ -14780,7 +14705,6 @@
         <w:t>gnupg</w:t>
       </w:r>
       <w:proofErr w:type="spellEnd"/>
-      <w:proofErr w:type="gramEnd"/>
       <w:r>
         <w:rPr>
           <w:rFonts w:cs="Times New Roman"/>
@@ -15044,15 +14968,7 @@
           <w:rFonts w:cs="Times New Roman"/>
           <w:szCs w:val="28"/>
         </w:rPr>
-        <w:t xml:space="preserve"> 2018)» </w:t>
-      </w:r>
-      <w:proofErr w:type="gramStart"/>
-      <w:r>
-        <w:rPr>
-          <w:rFonts w:cs="Times New Roman"/>
-          <w:szCs w:val="28"/>
-        </w:rPr>
-        <w:t xml:space="preserve">командой </w:t>
+        <w:t xml:space="preserve"> 2018)» командой </w:t>
       </w:r>
       <w:r>
         <w:rPr>
@@ -15071,7 +14987,6 @@
         <w:t>gpg</w:t>
       </w:r>
       <w:proofErr w:type="spellEnd"/>
-      <w:proofErr w:type="gramEnd"/>
       <w:r>
         <w:rPr>
           <w:rFonts w:cs="Times New Roman"/>
@@ -16976,21 +16891,12 @@
         </w:rPr>
         <w:t xml:space="preserve">. </w:t>
       </w:r>
-      <w:proofErr w:type="gramStart"/>
-      <w:r>
-        <w:rPr>
-          <w:rFonts w:cs="Times New Roman"/>
-          <w:szCs w:val="28"/>
-        </w:rPr>
-        <w:t>В</w:t>
-      </w:r>
-      <w:proofErr w:type="gramEnd"/>
-      <w:r>
-        <w:rPr>
-          <w:rFonts w:cs="Times New Roman"/>
-          <w:szCs w:val="28"/>
-        </w:rPr>
-        <w:t xml:space="preserve"> результате должно получиться то, что представлено на рисунке 43. </w:t>
+      <w:r>
+        <w:rPr>
+          <w:rFonts w:cs="Times New Roman"/>
+          <w:szCs w:val="28"/>
+        </w:rPr>
+        <w:t xml:space="preserve">В результате должно получиться то, что представлено на рисунке 43. </w:t>
       </w:r>
     </w:p>
     <w:p>
@@ -17307,23 +17213,15 @@
           <w:rFonts w:cs="Times New Roman"/>
           <w:szCs w:val="28"/>
         </w:rPr>
+        <w:t xml:space="preserve"> командой </w:t>
+      </w:r>
+      <w:r>
+        <w:rPr>
+          <w:rFonts w:cs="Times New Roman"/>
+          <w:szCs w:val="28"/>
+        </w:rPr>
         <w:t xml:space="preserve"> </w:t>
       </w:r>
-      <w:proofErr w:type="gramStart"/>
-      <w:r>
-        <w:rPr>
-          <w:rFonts w:cs="Times New Roman"/>
-          <w:szCs w:val="28"/>
-        </w:rPr>
-        <w:t xml:space="preserve">командой </w:t>
-      </w:r>
-      <w:r>
-        <w:rPr>
-          <w:rFonts w:cs="Times New Roman"/>
-          <w:szCs w:val="28"/>
-        </w:rPr>
-        <w:t xml:space="preserve"> </w:t>
-      </w:r>
       <w:r>
         <w:rPr>
           <w:rFonts w:cs="Times New Roman"/>
@@ -17332,7 +17230,6 @@
         </w:rPr>
         <w:t>cp</w:t>
       </w:r>
-      <w:proofErr w:type="gramEnd"/>
       <w:r>
         <w:rPr>
           <w:rFonts w:cs="Times New Roman"/>
@@ -17749,15 +17646,7 @@
           <w:rFonts w:cs="Times New Roman"/>
           <w:szCs w:val="28"/>
         </w:rPr>
-        <w:t xml:space="preserve">. Воспользуемся </w:t>
-      </w:r>
-      <w:proofErr w:type="gramStart"/>
-      <w:r>
-        <w:rPr>
-          <w:rFonts w:cs="Times New Roman"/>
-          <w:szCs w:val="28"/>
-        </w:rPr>
-        <w:t>командой</w:t>
+        <w:t>. Воспользуемся командой</w:t>
       </w:r>
       <w:r>
         <w:rPr>
@@ -17776,7 +17665,6 @@
         </w:rPr>
         <w:t>nano</w:t>
       </w:r>
-      <w:proofErr w:type="gramEnd"/>
       <w:r>
         <w:rPr>
           <w:rFonts w:cs="Times New Roman"/>
@@ -18232,25 +18120,7 @@
           <w:color w:val="000000"/>
           <w:szCs w:val="28"/>
         </w:rPr>
-        <w:t xml:space="preserve">выбрать пункт 15 «GOST R 34. </w:t>
-      </w:r>
-      <w:proofErr w:type="gramStart"/>
-      <w:r>
-        <w:rPr>
-          <w:rFonts w:cs="Times New Roman"/>
-          <w:color w:val="000000"/>
-          <w:szCs w:val="28"/>
-        </w:rPr>
-        <w:t>10-2012</w:t>
-      </w:r>
-      <w:proofErr w:type="gramEnd"/>
-      <w:r>
-        <w:rPr>
-          <w:rFonts w:cs="Times New Roman"/>
-          <w:color w:val="000000"/>
-          <w:szCs w:val="28"/>
-        </w:rPr>
-        <w:t>»;</w:t>
+        <w:t>выбрать пункт 15 «GOST R 34. 10-2012»;</w:t>
       </w:r>
       <w:r>
         <w:rPr>
@@ -18869,16 +18739,7 @@
           <w:color w:val="000000"/>
           <w:szCs w:val="28"/>
         </w:rPr>
-        <w:t xml:space="preserve"> Для этого используем </w:t>
-      </w:r>
-      <w:proofErr w:type="gramStart"/>
-      <w:r>
-        <w:rPr>
-          <w:rFonts w:cs="Times New Roman"/>
-          <w:color w:val="000000"/>
-          <w:szCs w:val="28"/>
-        </w:rPr>
-        <w:t>команду</w:t>
+        <w:t xml:space="preserve"> Для этого используем команду</w:t>
       </w:r>
       <w:r>
         <w:rPr>
@@ -18907,7 +18768,6 @@
         <w:t>sudo</w:t>
       </w:r>
       <w:proofErr w:type="spellEnd"/>
-      <w:proofErr w:type="gramEnd"/>
       <w:r>
         <w:rPr>
           <w:rFonts w:cs="Times New Roman"/>
@@ -19229,15 +19089,7 @@
           <w:color w:val="000000"/>
           <w:szCs w:val="28"/>
         </w:rPr>
-        <w:t>7008</w:t>
-      </w:r>
-      <w:r>
-        <w:rPr>
-          <w:rFonts w:cs="Times New Roman"/>
-          <w:color w:val="000000"/>
-          <w:szCs w:val="28"/>
-        </w:rPr>
-        <w:t xml:space="preserve"> </w:t>
+        <w:t xml:space="preserve">7008 </w:t>
       </w:r>
       <w:proofErr w:type="spellStart"/>
       <w:r>
@@ -19551,23 +19403,13 @@
         <w:t>signer</w:t>
       </w:r>
       <w:proofErr w:type="spellEnd"/>
-      <w:proofErr w:type="gramStart"/>
-      <w:r>
-        <w:rPr>
-          <w:rFonts w:cs="Times New Roman"/>
-          <w:color w:val="000000"/>
-          <w:szCs w:val="28"/>
-        </w:rPr>
-        <w:t>. »</w:t>
-      </w:r>
-      <w:proofErr w:type="gramEnd"/>
-      <w:r>
-        <w:rPr>
-          <w:rFonts w:cs="Times New Roman"/>
-          <w:color w:val="000000"/>
-          <w:szCs w:val="28"/>
-        </w:rPr>
-        <w:t xml:space="preserve"> данным</w:t>
+      <w:r>
+        <w:rPr>
+          <w:rFonts w:cs="Times New Roman"/>
+          <w:color w:val="000000"/>
+          <w:szCs w:val="28"/>
+        </w:rPr>
+        <w:t>. » данным</w:t>
       </w:r>
       <w:r>
         <w:rPr>
@@ -19707,19 +19549,11 @@
         </w:rPr>
         <w:t xml:space="preserve"> </w:t>
       </w:r>
-      <w:proofErr w:type="gramStart"/>
-      <w:r>
-        <w:rPr>
-          <w:szCs w:val="28"/>
-        </w:rPr>
-        <w:t>В</w:t>
-      </w:r>
-      <w:proofErr w:type="gramEnd"/>
-      <w:r>
-        <w:rPr>
-          <w:szCs w:val="28"/>
-        </w:rPr>
-        <w:t xml:space="preserve"> дополнение к обычной подписи файла, утилита </w:t>
+      <w:r>
+        <w:rPr>
+          <w:szCs w:val="28"/>
+        </w:rPr>
+        <w:t xml:space="preserve">В дополнение к обычной подписи файла, утилита </w:t>
       </w:r>
       <w:proofErr w:type="spellStart"/>
       <w:r>
@@ -22847,16 +22681,7 @@
           <w:color w:val="000000"/>
           <w:szCs w:val="28"/>
         </w:rPr>
-        <w:t xml:space="preserve">» </w:t>
-      </w:r>
-      <w:proofErr w:type="gramStart"/>
-      <w:r>
-        <w:rPr>
-          <w:rFonts w:cs="Times New Roman"/>
-          <w:color w:val="000000"/>
-          <w:szCs w:val="28"/>
-        </w:rPr>
-        <w:t xml:space="preserve">командой </w:t>
+        <w:t xml:space="preserve">» командой </w:t>
       </w:r>
       <w:r>
         <w:rPr>
@@ -22877,7 +22702,6 @@
         <w:t>gpg</w:t>
       </w:r>
       <w:proofErr w:type="spellEnd"/>
-      <w:proofErr w:type="gramEnd"/>
       <w:r>
         <w:rPr>
           <w:rFonts w:cs="Times New Roman"/>
@@ -22973,23 +22797,13 @@
         </w:rPr>
         <w:t>sign</w:t>
       </w:r>
-      <w:proofErr w:type="gramStart"/>
-      <w:r>
-        <w:rPr>
-          <w:rFonts w:cs="Times New Roman"/>
-          <w:color w:val="000000"/>
-          <w:szCs w:val="28"/>
-        </w:rPr>
-        <w:t>" &gt;</w:t>
-      </w:r>
-      <w:proofErr w:type="gramEnd"/>
-      <w:r>
-        <w:rPr>
-          <w:rFonts w:cs="Times New Roman"/>
-          <w:color w:val="000000"/>
-          <w:szCs w:val="28"/>
-        </w:rPr>
-        <w:t xml:space="preserve"> </w:t>
+      <w:r>
+        <w:rPr>
+          <w:rFonts w:cs="Times New Roman"/>
+          <w:color w:val="000000"/>
+          <w:szCs w:val="28"/>
+        </w:rPr>
+        <w:t xml:space="preserve">" &gt; </w:t>
       </w:r>
       <w:proofErr w:type="spellStart"/>
       <w:r>
@@ -23242,7 +23056,6 @@
         </w:rPr>
         <w:t xml:space="preserve">» </w:t>
       </w:r>
-      <w:proofErr w:type="gramStart"/>
       <w:r>
         <w:rPr>
           <w:rFonts w:cs="Times New Roman"/>
@@ -23278,7 +23091,6 @@
         <w:t>gpg</w:t>
       </w:r>
       <w:proofErr w:type="spellEnd"/>
-      <w:proofErr w:type="gramEnd"/>
       <w:r>
         <w:rPr>
           <w:rFonts w:cs="Times New Roman"/>
@@ -24248,16 +24060,16 @@
           <w:color w:val="000000"/>
           <w:szCs w:val="28"/>
         </w:rPr>
-        <w:t>подпись файла p</w:t>
-      </w:r>
-      <w:proofErr w:type="spellStart"/>
-      <w:r>
-        <w:rPr>
-          <w:rFonts w:cs="Times New Roman"/>
-          <w:color w:val="000000"/>
-          <w:szCs w:val="28"/>
-        </w:rPr>
-        <w:t>asswd</w:t>
+        <w:t xml:space="preserve">подпись файла </w:t>
+      </w:r>
+      <w:proofErr w:type="spellStart"/>
+      <w:r>
+        <w:rPr>
+          <w:rFonts w:cs="Times New Roman"/>
+          <w:color w:val="000000"/>
+          <w:szCs w:val="28"/>
+        </w:rPr>
+        <w:t>passwd</w:t>
       </w:r>
       <w:proofErr w:type="spellEnd"/>
       <w:r>
@@ -25434,19 +25246,8 @@
           <w:bCs/>
           <w:szCs w:val="28"/>
         </w:rPr>
-        <w:t xml:space="preserve">ГОСТ Р </w:t>
-      </w:r>
-      <w:proofErr w:type="gramStart"/>
-      <w:r>
-        <w:rPr>
-          <w:rFonts w:cs="Times New Roman"/>
-          <w:b/>
-          <w:bCs/>
-          <w:szCs w:val="28"/>
-        </w:rPr>
-        <w:t>34.11-2012</w:t>
-      </w:r>
-      <w:proofErr w:type="gramEnd"/>
+        <w:t>ГОСТ Р 34.11-2012</w:t>
+      </w:r>
       <w:r>
         <w:rPr>
           <w:rFonts w:cs="Times New Roman"/>
@@ -26706,23 +26507,7 @@
           <w:rFonts w:cs="Times New Roman"/>
           <w:szCs w:val="28"/>
         </w:rPr>
-        <w:t xml:space="preserve">, так как старая БД не соответствует новому набору правил (появились новые игнорируемые пути и </w:t>
-      </w:r>
-      <w:proofErr w:type="gramStart"/>
-      <w:r>
-        <w:rPr>
-          <w:rFonts w:cs="Times New Roman"/>
-          <w:szCs w:val="28"/>
-        </w:rPr>
-        <w:t>т.д.</w:t>
-      </w:r>
-      <w:proofErr w:type="gramEnd"/>
-      <w:r>
-        <w:rPr>
-          <w:rFonts w:cs="Times New Roman"/>
-          <w:szCs w:val="28"/>
-        </w:rPr>
-        <w:t>).</w:t>
+        <w:t>, так как старая БД не соответствует новому набору правил (появились новые игнорируемые пути и т.д.).</w:t>
       </w:r>
     </w:p>
     <w:p>
@@ -26822,23 +26607,7 @@
           <w:rFonts w:cs="Times New Roman"/>
           <w:szCs w:val="28"/>
         </w:rPr>
-        <w:t xml:space="preserve">, так как старая БД не соответствует новому набору правил (появились новые игнорируемые пути и </w:t>
-      </w:r>
-      <w:proofErr w:type="gramStart"/>
-      <w:r>
-        <w:rPr>
-          <w:rFonts w:cs="Times New Roman"/>
-          <w:szCs w:val="28"/>
-        </w:rPr>
-        <w:t>т.д.</w:t>
-      </w:r>
-      <w:proofErr w:type="gramEnd"/>
-      <w:r>
-        <w:rPr>
-          <w:rFonts w:cs="Times New Roman"/>
-          <w:szCs w:val="28"/>
-        </w:rPr>
-        <w:t>).</w:t>
+        <w:t>, так как старая БД не соответствует новому набору правил (появились новые игнорируемые пути и т.д.).</w:t>
       </w:r>
     </w:p>
     <w:p>
@@ -26975,15 +26744,7 @@
           <w:rFonts w:cs="Times New Roman"/>
           <w:szCs w:val="28"/>
         </w:rPr>
-        <w:t xml:space="preserve"> </w:t>
-      </w:r>
-      <w:proofErr w:type="gramStart"/>
-      <w:r>
-        <w:rPr>
-          <w:rFonts w:cs="Times New Roman"/>
-          <w:szCs w:val="28"/>
-        </w:rPr>
-        <w:t>или .</w:t>
+        <w:t xml:space="preserve"> или .</w:t>
       </w:r>
       <w:proofErr w:type="spellStart"/>
       <w:r>
@@ -26994,7 +26755,6 @@
         <w:t>pem</w:t>
       </w:r>
       <w:proofErr w:type="spellEnd"/>
-      <w:proofErr w:type="gramEnd"/>
       <w:r>
         <w:rPr>
           <w:rFonts w:cs="Times New Roman"/>
@@ -27181,7 +26941,7 @@
           <w:bCs/>
           <w:szCs w:val="28"/>
         </w:rPr>
-        <w:t>init</w:t>
+        <w:t>init-top</w:t>
       </w:r>
       <w:proofErr w:type="spellEnd"/>
       <w:r>
@@ -27191,7 +26951,7 @@
           <w:bCs/>
           <w:szCs w:val="28"/>
         </w:rPr>
-        <w:t>-top/</w:t>
+        <w:t>/</w:t>
       </w:r>
       <w:proofErr w:type="spellStart"/>
       <w:r>
@@ -29241,630 +29001,26 @@
       <w:shd w:val="clear" w:color="auto" w:fill="E1DFDD"/>
     </w:rPr>
   </w:style>
-</w:styles>
-</file>
-
-<file path=word/glossary/document.xml><?xml version="1.0" encoding="utf-8"?>
-<w:glossaryDocument xmlns:wpc="http://schemas.microsoft.com/office/word/2010/wordprocessingCanvas" xmlns:cx="http://schemas.microsoft.com/office/drawing/2014/chartex" xmlns:cx1="http://schemas.microsoft.com/office/drawing/2015/9/8/chartex" xmlns:cx2="http://schemas.microsoft.com/office/drawing/2015/10/21/chartex" xmlns:cx3="http://schemas.microsoft.com/office/drawing/2016/5/9/chartex" xmlns:cx4="http://schemas.microsoft.com/office/drawing/2016/5/10/chartex" xmlns:cx5="http://schemas.microsoft.com/office/drawing/2016/5/11/chartex" xmlns:cx6="http://schemas.microsoft.com/office/drawing/2016/5/12/chartex" xmlns:cx7="http://schemas.microsoft.com/office/drawing/2016/5/13/chartex" xmlns:cx8="http://schemas.microsoft.com/office/drawing/2016/5/14/chartex" xmlns:mc="http://schemas.openxmlformats.org/markup-compatibility/2006" xmlns:aink="http://schemas.microsoft.com/office/drawing/2016/ink" xmlns:am3d="http://schemas.microsoft.com/office/drawing/2017/model3d" xmlns:o="urn:schemas-microsoft-com:office:office" xmlns:oel="http://schemas.microsoft.com/office/2019/extlst" xmlns:r="http://schemas.openxmlformats.org/officeDocument/2006/relationships" xmlns:m="http://schemas.openxmlformats.org/officeDocument/2006/math" xmlns:v="urn:schemas-microsoft-com:vml" xmlns:wp14="http://schemas.microsoft.com/office/word/2010/wordprocessingDrawing" xmlns:wp="http://schemas.openxmlformats.org/drawingml/2006/wordprocessingDrawing" xmlns:w10="urn:schemas-microsoft-com:office:word" xmlns:w="http://schemas.openxmlformats.org/wordprocessingml/2006/main" xmlns:w14="http://schemas.microsoft.com/office/word/2010/wordml" xmlns:w15="http://schemas.microsoft.com/office/word/2012/wordml" xmlns:w16cex="http://schemas.microsoft.com/office/word/2018/wordml/cex" xmlns:w16cid="http://schemas.microsoft.com/office/word/2016/wordml/cid" xmlns:w16="http://schemas.microsoft.com/office/word/2018/wordml" xmlns:w16du="http://schemas.microsoft.com/office/word/2023/wordml/word16du" xmlns:w16sdtdh="http://schemas.microsoft.com/office/word/2020/wordml/sdtdatahash" xmlns:w16sdtfl="http://schemas.microsoft.com/office/word/2024/wordml/sdtformatlock" xmlns:w16se="http://schemas.microsoft.com/office/word/2015/wordml/symex" xmlns:wpg="http://schemas.microsoft.com/office/word/2010/wordprocessingGroup" xmlns:wpi="http://schemas.microsoft.com/office/word/2010/wordprocessingInk" xmlns:wne="http://schemas.microsoft.com/office/word/2006/wordml" xmlns:wps="http://schemas.microsoft.com/office/word/2010/wordprocessingShape" mc:Ignorable="w14 w15 w16se w16cid w16 w16cex w16sdtdh w16sdtfl w16du wp14">
-  <w:docParts>
-    <w:docPart>
-      <w:docPartPr>
-        <w:name w:val="8EECFC2B4F9A4D168148A9C34310C86B"/>
-        <w:category>
-          <w:name w:val="Общие"/>
-          <w:gallery w:val="placeholder"/>
-        </w:category>
-        <w:types>
-          <w:type w:val="bbPlcHdr"/>
-        </w:types>
-        <w:behaviors>
-          <w:behavior w:val="content"/>
-        </w:behaviors>
-        <w:guid w:val="{528CD976-8ACD-4079-8896-442E1D3BD843}"/>
-      </w:docPartPr>
-      <w:docPartBody>
-        <w:p>
-          <w:pPr>
-            <w:pStyle w:val="8EECFC2B4F9A4D168148A9C34310C86B"/>
-          </w:pPr>
-          <w:r>
-            <w:rPr>
-              <w:rStyle w:val="a3"/>
-            </w:rPr>
-            <w:t>Выберите элемент.</w:t>
-          </w:r>
-        </w:p>
-      </w:docPartBody>
-    </w:docPart>
-    <w:docPart>
-      <w:docPartPr>
-        <w:name w:val="A7F064F19DDA4F7AB9600E40A08B9F52"/>
-        <w:category>
-          <w:name w:val="Общие"/>
-          <w:gallery w:val="placeholder"/>
-        </w:category>
-        <w:types>
-          <w:type w:val="bbPlcHdr"/>
-        </w:types>
-        <w:behaviors>
-          <w:behavior w:val="content"/>
-        </w:behaviors>
-        <w:guid w:val="{57306684-2455-412E-867E-9CD135DD2991}"/>
-      </w:docPartPr>
-      <w:docPartBody>
-        <w:p>
-          <w:pPr>
-            <w:pStyle w:val="A7F064F19DDA4F7AB9600E40A08B9F52"/>
-          </w:pPr>
-          <w:r>
-            <w:rPr>
-              <w:rStyle w:val="a3"/>
-            </w:rPr>
-            <w:t>Выберите элемент.</w:t>
-          </w:r>
-        </w:p>
-      </w:docPartBody>
-    </w:docPart>
-  </w:docParts>
-</w:glossaryDocument>
-</file>
-
-<file path=word/glossary/fontTable.xml><?xml version="1.0" encoding="utf-8"?>
-<w:fonts xmlns:mc="http://schemas.openxmlformats.org/markup-compatibility/2006" xmlns:r="http://schemas.openxmlformats.org/officeDocument/2006/relationships" xmlns:w="http://schemas.openxmlformats.org/wordprocessingml/2006/main" xmlns:w14="http://schemas.microsoft.com/office/word/2010/wordml" xmlns:w15="http://schemas.microsoft.com/office/word/2012/wordml" xmlns:w16cex="http://schemas.microsoft.com/office/word/2018/wordml/cex" xmlns:w16cid="http://schemas.microsoft.com/office/word/2016/wordml/cid" xmlns:w16="http://schemas.microsoft.com/office/word/2018/wordml" xmlns:w16du="http://schemas.microsoft.com/office/word/2023/wordml/word16du" xmlns:w16sdtdh="http://schemas.microsoft.com/office/word/2020/wordml/sdtdatahash" xmlns:w16sdtfl="http://schemas.microsoft.com/office/word/2024/wordml/sdtformatlock" xmlns:w16se="http://schemas.microsoft.com/office/word/2015/wordml/symex" mc:Ignorable="w14 w15 w16se w16cid w16 w16cex w16sdtdh w16sdtfl w16du">
-  <w:font w:name="Symbol">
-    <w:panose1 w:val="05050102010706020507"/>
-    <w:charset w:val="02"/>
-    <w:family w:val="roman"/>
-    <w:pitch w:val="variable"/>
-    <w:sig w:usb0="00000000" w:usb1="10000000" w:usb2="00000000" w:usb3="00000000" w:csb0="80000000" w:csb1="00000000"/>
-  </w:font>
-  <w:font w:name="Times New Roman">
-    <w:panose1 w:val="02020603050405020304"/>
-    <w:charset w:val="00"/>
-    <w:family w:val="roman"/>
-    <w:pitch w:val="variable"/>
-    <w:sig w:usb0="E0002EFF" w:usb1="C000785B" w:usb2="00000009" w:usb3="00000000" w:csb0="000001FF" w:csb1="00000000"/>
-  </w:font>
-  <w:font w:name="Courier New">
-    <w:panose1 w:val="02070309020205020404"/>
-    <w:charset w:val="00"/>
-    <w:family w:val="modern"/>
-    <w:pitch w:val="fixed"/>
-    <w:sig w:usb0="E0002EFF" w:usb1="C0007843" w:usb2="00000009" w:usb3="00000000" w:csb0="000001FF" w:csb1="00000000"/>
-  </w:font>
-  <w:font w:name="Wingdings">
-    <w:panose1 w:val="05000000000000000000"/>
-    <w:charset w:val="02"/>
-    <w:family w:val="auto"/>
-    <w:pitch w:val="variable"/>
-    <w:sig w:usb0="00000000" w:usb1="10000000" w:usb2="00000000" w:usb3="00000000" w:csb0="80000000" w:csb1="00000000"/>
-  </w:font>
-  <w:font w:name="Calibri">
-    <w:panose1 w:val="020F0502020204030204"/>
-    <w:charset w:val="00"/>
-    <w:family w:val="swiss"/>
-    <w:pitch w:val="variable"/>
-    <w:sig w:usb0="E4002EFF" w:usb1="C200247B" w:usb2="00000009" w:usb3="00000000" w:csb0="000001FF" w:csb1="00000000"/>
-  </w:font>
-  <w:font w:name="Calibri Light">
-    <w:panose1 w:val="020F0302020204030204"/>
-    <w:charset w:val="00"/>
-    <w:family w:val="swiss"/>
-    <w:pitch w:val="variable"/>
-    <w:sig w:usb0="E4002EFF" w:usb1="C200247B" w:usb2="00000009" w:usb3="00000000" w:csb0="000001FF" w:csb1="00000000"/>
-  </w:font>
-  <w:font w:name="Aptos">
-    <w:charset w:val="00"/>
-    <w:family w:val="swiss"/>
-    <w:pitch w:val="variable"/>
-    <w:sig w:usb0="20000287" w:usb1="00000003" w:usb2="00000000" w:usb3="00000000" w:csb0="0000019F" w:csb1="00000000"/>
-  </w:font>
-  <w:font w:name="Aptos Display">
-    <w:charset w:val="00"/>
-    <w:family w:val="swiss"/>
-    <w:pitch w:val="variable"/>
-    <w:sig w:usb0="20000287" w:usb1="00000003" w:usb2="00000000" w:usb3="00000000" w:csb0="0000019F" w:csb1="00000000"/>
-  </w:font>
-</w:fonts>
-</file>
-
-<file path=word/glossary/settings.xml><?xml version="1.0" encoding="utf-8"?>
-<w:settings xmlns:mc="http://schemas.openxmlformats.org/markup-compatibility/2006" xmlns:o="urn:schemas-microsoft-com:office:office" xmlns:r="http://schemas.openxmlformats.org/officeDocument/2006/relationships" xmlns:m="http://schemas.openxmlformats.org/officeDocument/2006/math" xmlns:v="urn:schemas-microsoft-com:vml" xmlns:w10="urn:schemas-microsoft-com:office:word" xmlns:w="http://schemas.openxmlformats.org/wordprocessingml/2006/main" xmlns:w14="http://schemas.microsoft.com/office/word/2010/wordml" xmlns:w15="http://schemas.microsoft.com/office/word/2012/wordml" xmlns:w16cex="http://schemas.microsoft.com/office/word/2018/wordml/cex" xmlns:w16cid="http://schemas.microsoft.com/office/word/2016/wordml/cid" xmlns:w16="http://schemas.microsoft.com/office/word/2018/wordml" xmlns:w16du="http://schemas.microsoft.com/office/word/2023/wordml/word16du" xmlns:w16sdtdh="http://schemas.microsoft.com/office/word/2020/wordml/sdtdatahash" xmlns:w16sdtfl="http://schemas.microsoft.com/office/word/2024/wordml/sdtformatlock" xmlns:w16se="http://schemas.microsoft.com/office/word/2015/wordml/symex" xmlns:sl="http://schemas.openxmlformats.org/schemaLibrary/2006/main" mc:Ignorable="w14 w15 w16se w16cid w16 w16cex w16sdtdh w16sdtfl w16du">
-  <w:view w:val="normal"/>
-  <w:defaultTabStop w:val="708"/>
-  <w:characterSpacingControl w:val="doNotCompress"/>
-  <w:compat>
-    <w:useFELayout/>
-    <w:compatSetting w:name="compatibilityMode" w:uri="http://schemas.microsoft.com/office/word" w:val="15"/>
-    <w:compatSetting w:name="overrideTableStyleFontSizeAndJustification" w:uri="http://schemas.microsoft.com/office/word" w:val="1"/>
-    <w:compatSetting w:name="enableOpenTypeFeatures" w:uri="http://schemas.microsoft.com/office/word" w:val="1"/>
-    <w:compatSetting w:name="doNotFlipMirrorIndents" w:uri="http://schemas.microsoft.com/office/word" w:val="1"/>
-    <w:compatSetting w:name="differentiateMultirowTableHeaders" w:uri="http://schemas.microsoft.com/office/word" w:val="1"/>
-    <w:compatSetting w:name="useWord2013TrackBottomHyphenation" w:uri="http://schemas.microsoft.com/office/word" w:val="0"/>
-  </w:compat>
-  <w:rsids>
-    <w:rsidRoot w:val="00B07895"/>
-    <w:rsid w:val="00247EAB"/>
-    <w:rsid w:val="002C48EA"/>
-    <w:rsid w:val="009827A8"/>
-    <w:rsid w:val="009F3738"/>
-    <w:rsid w:val="00B07895"/>
-  </w:rsids>
-  <m:mathPr>
-    <m:mathFont m:val="Cambria Math"/>
-    <m:brkBin m:val="before"/>
-    <m:brkBinSub m:val="--"/>
-    <m:smallFrac m:val="0"/>
-    <m:dispDef/>
-    <m:lMargin m:val="0"/>
-    <m:rMargin m:val="0"/>
-    <m:defJc m:val="centerGroup"/>
-    <m:wrapIndent m:val="1440"/>
-    <m:intLim m:val="subSup"/>
-    <m:naryLim m:val="undOvr"/>
-  </m:mathPr>
-  <w:themeFontLang w:val="ru-RU"/>
-  <w:clrSchemeMapping w:bg1="light1" w:t1="dark1" w:bg2="light2" w:t2="dark2" w:accent1="accent1" w:accent2="accent2" w:accent3="accent3" w:accent4="accent4" w:accent5="accent5" w:accent6="accent6" w:hyperlink="hyperlink" w:followedHyperlink="followedHyperlink"/>
-  <w:decimalSymbol w:val=","/>
-  <w:listSeparator w:val=";"/>
-  <w15:chartTrackingRefBased/>
-</w:settings>
-</file>
-
-<file path=word/glossary/styles.xml><?xml version="1.0" encoding="utf-8"?>
-<w:styles xmlns:mc="http://schemas.openxmlformats.org/markup-compatibility/2006" xmlns:r="http://schemas.openxmlformats.org/officeDocument/2006/relationships" xmlns:w="http://schemas.openxmlformats.org/wordprocessingml/2006/main" xmlns:w14="http://schemas.microsoft.com/office/word/2010/wordml" xmlns:w15="http://schemas.microsoft.com/office/word/2012/wordml" xmlns:w16cex="http://schemas.microsoft.com/office/word/2018/wordml/cex" xmlns:w16cid="http://schemas.microsoft.com/office/word/2016/wordml/cid" xmlns:w16="http://schemas.microsoft.com/office/word/2018/wordml" xmlns:w16du="http://schemas.microsoft.com/office/word/2023/wordml/word16du" xmlns:w16sdtdh="http://schemas.microsoft.com/office/word/2020/wordml/sdtdatahash" xmlns:w16sdtfl="http://schemas.microsoft.com/office/word/2024/wordml/sdtformatlock" xmlns:w16se="http://schemas.microsoft.com/office/word/2015/wordml/symex" mc:Ignorable="w14 w15 w16se w16cid w16 w16cex w16sdtdh w16sdtfl w16du">
-  <w:docDefaults>
-    <w:rPrDefault>
-      <w:rPr>
-        <w:rFonts w:asciiTheme="minorHAnsi" w:eastAsiaTheme="minorEastAsia" w:hAnsiTheme="minorHAnsi" w:cstheme="minorBidi"/>
-        <w:kern w:val="2"/>
-        <w:sz w:val="22"/>
-        <w:szCs w:val="22"/>
-        <w:lang w:val="ru-RU" w:eastAsia="ru-RU" w:bidi="ar-SA"/>
-        <w14:ligatures w14:val="standardContextual"/>
-      </w:rPr>
-    </w:rPrDefault>
-    <w:pPrDefault>
-      <w:pPr>
-        <w:spacing w:after="160" w:line="259" w:lineRule="auto"/>
-      </w:pPr>
-    </w:pPrDefault>
-  </w:docDefaults>
-  <w:latentStyles w:defLockedState="0" w:defUIPriority="99" w:defSemiHidden="0" w:defUnhideWhenUsed="0" w:defQFormat="0" w:count="376">
-    <w:lsdException w:name="Normal" w:uiPriority="0" w:qFormat="1"/>
-    <w:lsdException w:name="heading 1" w:uiPriority="9" w:qFormat="1"/>
-    <w:lsdException w:name="heading 2" w:semiHidden="1" w:uiPriority="9" w:unhideWhenUsed="1" w:qFormat="1"/>
-    <w:lsdException w:name="heading 3" w:semiHidden="1" w:uiPriority="9" w:unhideWhenUsed="1" w:qFormat="1"/>
-    <w:lsdException w:name="heading 4" w:semiHidden="1" w:uiPriority="9" w:unhideWhenUsed="1" w:qFormat="1"/>
-    <w:lsdException w:name="heading 5" w:semiHidden="1" w:uiPriority="9" w:unhideWhenUsed="1" w:qFormat="1"/>
-    <w:lsdException w:name="heading 6" w:semiHidden="1" w:uiPriority="9" w:unhideWhenUsed="1" w:qFormat="1"/>
-    <w:lsdException w:name="heading 7" w:semiHidden="1" w:uiPriority="9" w:unhideWhenUsed="1" w:qFormat="1"/>
-    <w:lsdException w:name="heading 8" w:semiHidden="1" w:uiPriority="9" w:unhideWhenUsed="1" w:qFormat="1"/>
-    <w:lsdException w:name="heading 9" w:semiHidden="1" w:uiPriority="9" w:unhideWhenUsed="1" w:qFormat="1"/>
-    <w:lsdException w:name="index 1" w:semiHidden="1" w:unhideWhenUsed="1"/>
-    <w:lsdException w:name="index 2" w:semiHidden="1" w:unhideWhenUsed="1"/>
-    <w:lsdException w:name="index 3" w:semiHidden="1" w:unhideWhenUsed="1"/>
-    <w:lsdException w:name="index 4" w:semiHidden="1" w:unhideWhenUsed="1"/>
-    <w:lsdException w:name="index 5" w:semiHidden="1" w:unhideWhenUsed="1"/>
-    <w:lsdException w:name="index 6" w:semiHidden="1" w:unhideWhenUsed="1"/>
-    <w:lsdException w:name="index 7" w:semiHidden="1" w:unhideWhenUsed="1"/>
-    <w:lsdException w:name="index 8" w:semiHidden="1" w:unhideWhenUsed="1"/>
-    <w:lsdException w:name="index 9" w:semiHidden="1" w:unhideWhenUsed="1"/>
-    <w:lsdException w:name="toc 1" w:semiHidden="1" w:uiPriority="39" w:unhideWhenUsed="1"/>
-    <w:lsdException w:name="toc 2" w:semiHidden="1" w:uiPriority="39" w:unhideWhenUsed="1"/>
-    <w:lsdException w:name="toc 3" w:semiHidden="1" w:uiPriority="39" w:unhideWhenUsed="1"/>
-    <w:lsdException w:name="toc 4" w:semiHidden="1" w:uiPriority="39" w:unhideWhenUsed="1"/>
-    <w:lsdException w:name="toc 5" w:semiHidden="1" w:uiPriority="39" w:unhideWhenUsed="1"/>
-    <w:lsdException w:name="toc 6" w:semiHidden="1" w:uiPriority="39" w:unhideWhenUsed="1"/>
-    <w:lsdException w:name="toc 7" w:semiHidden="1" w:uiPriority="39" w:unhideWhenUsed="1"/>
-    <w:lsdException w:name="toc 8" w:semiHidden="1" w:uiPriority="39" w:unhideWhenUsed="1"/>
-    <w:lsdException w:name="toc 9" w:semiHidden="1" w:uiPriority="39" w:unhideWhenUsed="1"/>
-    <w:lsdException w:name="Normal Indent" w:semiHidden="1" w:unhideWhenUsed="1"/>
-    <w:lsdException w:name="footnote text" w:semiHidden="1" w:unhideWhenUsed="1"/>
-    <w:lsdException w:name="annotation text" w:semiHidden="1" w:unhideWhenUsed="1"/>
-    <w:lsdException w:name="header" w:semiHidden="1" w:unhideWhenUsed="1"/>
-    <w:lsdException w:name="footer" w:semiHidden="1" w:unhideWhenUsed="1"/>
-    <w:lsdException w:name="index heading" w:semiHidden="1" w:unhideWhenUsed="1"/>
-    <w:lsdException w:name="caption" w:semiHidden="1" w:uiPriority="35" w:unhideWhenUsed="1" w:qFormat="1"/>
-    <w:lsdException w:name="table of figures" w:semiHidden="1" w:unhideWhenUsed="1"/>
-    <w:lsdException w:name="envelope address" w:semiHidden="1" w:unhideWhenUsed="1"/>
-    <w:lsdException w:name="envelope return" w:semiHidden="1" w:unhideWhenUsed="1"/>
-    <w:lsdException w:name="footnote reference" w:semiHidden="1" w:unhideWhenUsed="1"/>
-    <w:lsdException w:name="annotation reference" w:semiHidden="1" w:unhideWhenUsed="1"/>
-    <w:lsdException w:name="line number" w:semiHidden="1" w:unhideWhenUsed="1"/>
-    <w:lsdException w:name="page number" w:semiHidden="1" w:unhideWhenUsed="1"/>
-    <w:lsdException w:name="endnote reference" w:semiHidden="1" w:unhideWhenUsed="1"/>
-    <w:lsdException w:name="endnote text" w:semiHidden="1" w:unhideWhenUsed="1"/>
-    <w:lsdException w:name="table of authorities" w:semiHidden="1" w:unhideWhenUsed="1"/>
-    <w:lsdException w:name="macro" w:semiHidden="1" w:unhideWhenUsed="1"/>
-    <w:lsdException w:name="toa heading" w:semiHidden="1" w:unhideWhenUsed="1"/>
-    <w:lsdException w:name="List" w:semiHidden="1" w:unhideWhenUsed="1"/>
-    <w:lsdException w:name="List Bullet" w:semiHidden="1" w:unhideWhenUsed="1"/>
-    <w:lsdException w:name="List Number" w:semiHidden="1" w:unhideWhenUsed="1"/>
-    <w:lsdException w:name="List 2" w:semiHidden="1" w:unhideWhenUsed="1"/>
-    <w:lsdException w:name="List 3" w:semiHidden="1" w:unhideWhenUsed="1"/>
-    <w:lsdException w:name="List 4" w:semiHidden="1" w:unhideWhenUsed="1"/>
-    <w:lsdException w:name="List 5" w:semiHidden="1" w:unhideWhenUsed="1"/>
-    <w:lsdException w:name="List Bullet 2" w:semiHidden="1" w:unhideWhenUsed="1"/>
-    <w:lsdException w:name="List Bullet 3" w:semiHidden="1" w:unhideWhenUsed="1"/>
-    <w:lsdException w:name="List Bullet 4" w:semiHidden="1" w:unhideWhenUsed="1"/>
-    <w:lsdException w:name="List Bullet 5" w:semiHidden="1" w:unhideWhenUsed="1"/>
-    <w:lsdException w:name="List Number 2" w:semiHidden="1" w:unhideWhenUsed="1"/>
-    <w:lsdException w:name="List Number 3" w:semiHidden="1" w:unhideWhenUsed="1"/>
-    <w:lsdException w:name="List Number 4" w:semiHidden="1" w:unhideWhenUsed="1"/>
-    <w:lsdException w:name="List Number 5" w:semiHidden="1" w:unhideWhenUsed="1"/>
-    <w:lsdException w:name="Title" w:uiPriority="10" w:qFormat="1"/>
-    <w:lsdException w:name="Closing" w:semiHidden="1" w:unhideWhenUsed="1"/>
-    <w:lsdException w:name="Signature" w:semiHidden="1" w:unhideWhenUsed="1"/>
-    <w:lsdException w:name="Default Paragraph Font" w:semiHidden="1" w:uiPriority="1" w:unhideWhenUsed="1"/>
-    <w:lsdException w:name="Body Text" w:semiHidden="1" w:unhideWhenUsed="1"/>
-    <w:lsdException w:name="Body Text Indent" w:semiHidden="1" w:unhideWhenUsed="1"/>
-    <w:lsdException w:name="List Continue" w:semiHidden="1" w:unhideWhenUsed="1"/>
-    <w:lsdException w:name="List Continue 2" w:semiHidden="1" w:unhideWhenUsed="1"/>
-    <w:lsdException w:name="List Continue 3" w:semiHidden="1" w:unhideWhenUsed="1"/>
-    <w:lsdException w:name="List Continue 4" w:semiHidden="1" w:unhideWhenUsed="1"/>
-    <w:lsdException w:name="List Continue 5" w:semiHidden="1" w:unhideWhenUsed="1"/>
-    <w:lsdException w:name="Message Header" w:semiHidden="1" w:unhideWhenUsed="1"/>
-    <w:lsdException w:name="Subtitle" w:uiPriority="11" w:qFormat="1"/>
-    <w:lsdException w:name="Salutation" w:semiHidden="1" w:unhideWhenUsed="1"/>
-    <w:lsdException w:name="Date" w:semiHidden="1" w:unhideWhenUsed="1"/>
-    <w:lsdException w:name="Body Text First Indent" w:semiHidden="1" w:unhideWhenUsed="1"/>
-    <w:lsdException w:name="Body Text First Indent 2" w:semiHidden="1" w:unhideWhenUsed="1"/>
-    <w:lsdException w:name="Note Heading" w:semiHidden="1" w:unhideWhenUsed="1"/>
-    <w:lsdException w:name="Body Text 2" w:semiHidden="1" w:unhideWhenUsed="1"/>
-    <w:lsdException w:name="Body Text 3" w:semiHidden="1" w:unhideWhenUsed="1"/>
-    <w:lsdException w:name="Body Text Indent 2" w:semiHidden="1" w:unhideWhenUsed="1"/>
-    <w:lsdException w:name="Body Text Indent 3" w:semiHidden="1" w:unhideWhenUsed="1"/>
-    <w:lsdException w:name="Block Text" w:semiHidden="1" w:unhideWhenUsed="1"/>
-    <w:lsdException w:name="Hyperlink" w:semiHidden="1" w:unhideWhenUsed="1"/>
-    <w:lsdException w:name="FollowedHyperlink" w:semiHidden="1" w:unhideWhenUsed="1"/>
-    <w:lsdException w:name="Strong" w:uiPriority="22" w:qFormat="1"/>
-    <w:lsdException w:name="Emphasis" w:uiPriority="20" w:qFormat="1"/>
-    <w:lsdException w:name="Document Map" w:semiHidden="1" w:unhideWhenUsed="1"/>
-    <w:lsdException w:name="Plain Text" w:semiHidden="1" w:unhideWhenUsed="1"/>
-    <w:lsdException w:name="E-mail Signature" w:semiHidden="1" w:unhideWhenUsed="1"/>
-    <w:lsdException w:name="HTML Top of Form" w:semiHidden="1" w:unhideWhenUsed="1"/>
-    <w:lsdException w:name="HTML Bottom of Form" w:semiHidden="1" w:unhideWhenUsed="1"/>
-    <w:lsdException w:name="Normal (Web)" w:semiHidden="1" w:unhideWhenUsed="1"/>
-    <w:lsdException w:name="HTML Acronym" w:semiHidden="1" w:unhideWhenUsed="1"/>
-    <w:lsdException w:name="HTML Address" w:semiHidden="1" w:unhideWhenUsed="1"/>
-    <w:lsdException w:name="HTML Cite" w:semiHidden="1" w:unhideWhenUsed="1"/>
-    <w:lsdException w:name="HTML Code" w:semiHidden="1" w:unhideWhenUsed="1"/>
-    <w:lsdException w:name="HTML Definition" w:semiHidden="1" w:unhideWhenUsed="1"/>
-    <w:lsdException w:name="HTML Keyboard" w:semiHidden="1" w:unhideWhenUsed="1"/>
-    <w:lsdException w:name="HTML Preformatted" w:semiHidden="1" w:unhideWhenUsed="1"/>
-    <w:lsdException w:name="HTML Sample" w:semiHidden="1" w:unhideWhenUsed="1"/>
-    <w:lsdException w:name="HTML Typewriter" w:semiHidden="1" w:unhideWhenUsed="1"/>
-    <w:lsdException w:name="HTML Variable" w:semiHidden="1" w:unhideWhenUsed="1"/>
-    <w:lsdException w:name="Normal Table" w:semiHidden="1" w:unhideWhenUsed="1"/>
-    <w:lsdException w:name="annotation subject" w:semiHidden="1" w:unhideWhenUsed="1"/>
-    <w:lsdException w:name="No List" w:semiHidden="1" w:unhideWhenUsed="1"/>
-    <w:lsdException w:name="Outline List 1" w:semiHidden="1" w:unhideWhenUsed="1"/>
-    <w:lsdException w:name="Outline List 2" w:semiHidden="1" w:unhideWhenUsed="1"/>
-    <w:lsdException w:name="Outline List 3" w:semiHidden="1" w:unhideWhenUsed="1"/>
-    <w:lsdException w:name="Table Simple 1" w:semiHidden="1" w:unhideWhenUsed="1"/>
-    <w:lsdException w:name="Table Simple 2" w:semiHidden="1" w:unhideWhenUsed="1"/>
-    <w:lsdException w:name="Table Simple 3" w:semiHidden="1" w:unhideWhenUsed="1"/>
-    <w:lsdException w:name="Table Classic 1" w:semiHidden="1" w:unhideWhenUsed="1"/>
-    <w:lsdException w:name="Table Classic 2" w:semiHidden="1" w:unhideWhenUsed="1"/>
-    <w:lsdException w:name="Table Classic 3" w:semiHidden="1" w:unhideWhenUsed="1"/>
-    <w:lsdException w:name="Table Classic 4" w:semiHidden="1" w:unhideWhenUsed="1"/>
-    <w:lsdException w:name="Table Colorful 1" w:semiHidden="1" w:unhideWhenUsed="1"/>
-    <w:lsdException w:name="Table Colorful 2" w:semiHidden="1" w:unhideWhenUsed="1"/>
-    <w:lsdException w:name="Table Colorful 3" w:semiHidden="1" w:unhideWhenUsed="1"/>
-    <w:lsdException w:name="Table Columns 1" w:semiHidden="1" w:unhideWhenUsed="1"/>
-    <w:lsdException w:name="Table Columns 2" w:semiHidden="1" w:unhideWhenUsed="1"/>
-    <w:lsdException w:name="Table Columns 3" w:semiHidden="1" w:unhideWhenUsed="1"/>
-    <w:lsdException w:name="Table Columns 4" w:semiHidden="1" w:unhideWhenUsed="1"/>
-    <w:lsdException w:name="Table Columns 5" w:semiHidden="1" w:unhideWhenUsed="1"/>
-    <w:lsdException w:name="Table Grid 1" w:semiHidden="1" w:unhideWhenUsed="1"/>
-    <w:lsdException w:name="Table Grid 2" w:semiHidden="1" w:unhideWhenUsed="1"/>
-    <w:lsdException w:name="Table Grid 3" w:semiHidden="1" w:unhideWhenUsed="1"/>
-    <w:lsdException w:name="Table Grid 4" w:semiHidden="1" w:unhideWhenUsed="1"/>
-    <w:lsdException w:name="Table Grid 5" w:semiHidden="1" w:unhideWhenUsed="1"/>
-    <w:lsdException w:name="Table Grid 6" w:semiHidden="1" w:unhideWhenUsed="1"/>
-    <w:lsdException w:name="Table Grid 7" w:semiHidden="1" w:unhideWhenUsed="1"/>
-    <w:lsdException w:name="Table Grid 8" w:semiHidden="1" w:unhideWhenUsed="1"/>
-    <w:lsdException w:name="Table List 1" w:semiHidden="1" w:unhideWhenUsed="1"/>
-    <w:lsdException w:name="Table List 2" w:semiHidden="1" w:unhideWhenUsed="1"/>
-    <w:lsdException w:name="Table List 3" w:semiHidden="1" w:unhideWhenUsed="1"/>
-    <w:lsdException w:name="Table List 4" w:semiHidden="1" w:unhideWhenUsed="1"/>
-    <w:lsdException w:name="Table List 5" w:semiHidden="1" w:unhideWhenUsed="1"/>
-    <w:lsdException w:name="Table List 6" w:semiHidden="1" w:unhideWhenUsed="1"/>
-    <w:lsdException w:name="Table List 7" w:semiHidden="1" w:unhideWhenUsed="1"/>
-    <w:lsdException w:name="Table List 8" w:semiHidden="1" w:unhideWhenUsed="1"/>
-    <w:lsdException w:name="Table 3D effects 1" w:semiHidden="1" w:unhideWhenUsed="1"/>
-    <w:lsdException w:name="Table 3D effects 2" w:semiHidden="1" w:unhideWhenUsed="1"/>
-    <w:lsdException w:name="Table 3D effects 3" w:semiHidden="1" w:unhideWhenUsed="1"/>
-    <w:lsdException w:name="Table Contemporary" w:semiHidden="1" w:unhideWhenUsed="1"/>
-    <w:lsdException w:name="Table Elegant" w:semiHidden="1" w:unhideWhenUsed="1"/>
-    <w:lsdException w:name="Table Professional" w:semiHidden="1" w:unhideWhenUsed="1"/>
-    <w:lsdException w:name="Table Subtle 1" w:semiHidden="1" w:unhideWhenUsed="1"/>
-    <w:lsdException w:name="Table Subtle 2" w:semiHidden="1" w:unhideWhenUsed="1"/>
-    <w:lsdException w:name="Table Web 1" w:semiHidden="1" w:unhideWhenUsed="1"/>
-    <w:lsdException w:name="Table Web 2" w:semiHidden="1" w:unhideWhenUsed="1"/>
-    <w:lsdException w:name="Table Web 3" w:semiHidden="1" w:unhideWhenUsed="1"/>
-    <w:lsdException w:name="Balloon Text" w:semiHidden="1" w:unhideWhenUsed="1"/>
-    <w:lsdException w:name="Table Grid" w:uiPriority="39"/>
-    <w:lsdException w:name="Table Theme" w:semiHidden="1" w:unhideWhenUsed="1"/>
-    <w:lsdException w:name="Placeholder Text" w:semiHidden="1"/>
-    <w:lsdException w:name="No Spacing" w:uiPriority="1" w:qFormat="1"/>
-    <w:lsdException w:name="Light Shading" w:uiPriority="60"/>
-    <w:lsdException w:name="Light List" w:uiPriority="61"/>
-    <w:lsdException w:name="Light Grid" w:uiPriority="62"/>
-    <w:lsdException w:name="Medium Shading 1" w:uiPriority="63"/>
-    <w:lsdException w:name="Medium Shading 2" w:uiPriority="64"/>
-    <w:lsdException w:name="Medium List 1" w:uiPriority="65"/>
-    <w:lsdException w:name="Medium List 2" w:uiPriority="66"/>
-    <w:lsdException w:name="Medium Grid 1" w:uiPriority="67"/>
-    <w:lsdException w:name="Medium Grid 2" w:uiPriority="68"/>
-    <w:lsdException w:name="Medium Grid 3" w:uiPriority="69"/>
-    <w:lsdException w:name="Dark List" w:uiPriority="70"/>
-    <w:lsdException w:name="Colorful Shading" w:uiPriority="71"/>
-    <w:lsdException w:name="Colorful List" w:uiPriority="72"/>
-    <w:lsdException w:name="Colorful Grid" w:uiPriority="73"/>
-    <w:lsdException w:name="Light Shading Accent 1" w:uiPriority="60"/>
-    <w:lsdException w:name="Light List Accent 1" w:uiPriority="61"/>
-    <w:lsdException w:name="Light Grid Accent 1" w:uiPriority="62"/>
-    <w:lsdException w:name="Medium Shading 1 Accent 1" w:uiPriority="63"/>
-    <w:lsdException w:name="Medium Shading 2 Accent 1" w:uiPriority="64"/>
-    <w:lsdException w:name="Medium List 1 Accent 1" w:uiPriority="65"/>
-    <w:lsdException w:name="Revision" w:semiHidden="1"/>
-    <w:lsdException w:name="List Paragraph" w:uiPriority="34" w:qFormat="1"/>
-    <w:lsdException w:name="Quote" w:uiPriority="29" w:qFormat="1"/>
-    <w:lsdException w:name="Intense Quote" w:uiPriority="30" w:qFormat="1"/>
-    <w:lsdException w:name="Medium List 2 Accent 1" w:uiPriority="66"/>
-    <w:lsdException w:name="Medium Grid 1 Accent 1" w:uiPriority="67"/>
-    <w:lsdException w:name="Medium Grid 2 Accent 1" w:uiPriority="68"/>
-    <w:lsdException w:name="Medium Grid 3 Accent 1" w:uiPriority="69"/>
-    <w:lsdException w:name="Dark List Accent 1" w:uiPriority="70"/>
-    <w:lsdException w:name="Colorful Shading Accent 1" w:uiPriority="71"/>
-    <w:lsdException w:name="Colorful List Accent 1" w:uiPriority="72"/>
-    <w:lsdException w:name="Colorful Grid Accent 1" w:uiPriority="73"/>
-    <w:lsdException w:name="Light Shading Accent 2" w:uiPriority="60"/>
-    <w:lsdException w:name="Light List Accent 2" w:uiPriority="61"/>
-    <w:lsdException w:name="Light Grid Accent 2" w:uiPriority="62"/>
-    <w:lsdException w:name="Medium Shading 1 Accent 2" w:uiPriority="63"/>
-    <w:lsdException w:name="Medium Shading 2 Accent 2" w:uiPriority="64"/>
-    <w:lsdException w:name="Medium List 1 Accent 2" w:uiPriority="65"/>
-    <w:lsdException w:name="Medium List 2 Accent 2" w:uiPriority="66"/>
-    <w:lsdException w:name="Medium Grid 1 Accent 2" w:uiPriority="67"/>
-    <w:lsdException w:name="Medium Grid 2 Accent 2" w:uiPriority="68"/>
-    <w:lsdException w:name="Medium Grid 3 Accent 2" w:uiPriority="69"/>
-    <w:lsdException w:name="Dark List Accent 2" w:uiPriority="70"/>
-    <w:lsdException w:name="Colorful Shading Accent 2" w:uiPriority="71"/>
-    <w:lsdException w:name="Colorful List Accent 2" w:uiPriority="72"/>
-    <w:lsdException w:name="Colorful Grid Accent 2" w:uiPriority="73"/>
-    <w:lsdException w:name="Light Shading Accent 3" w:uiPriority="60"/>
-    <w:lsdException w:name="Light List Accent 3" w:uiPriority="61"/>
-    <w:lsdException w:name="Light Grid Accent 3" w:uiPriority="62"/>
-    <w:lsdException w:name="Medium Shading 1 Accent 3" w:uiPriority="63"/>
-    <w:lsdException w:name="Medium Shading 2 Accent 3" w:uiPriority="64"/>
-    <w:lsdException w:name="Medium List 1 Accent 3" w:uiPriority="65"/>
-    <w:lsdException w:name="Medium List 2 Accent 3" w:uiPriority="66"/>
-    <w:lsdException w:name="Medium Grid 1 Accent 3" w:uiPriority="67"/>
-    <w:lsdException w:name="Medium Grid 2 Accent 3" w:uiPriority="68"/>
-    <w:lsdException w:name="Medium Grid 3 Accent 3" w:uiPriority="69"/>
-    <w:lsdException w:name="Dark List Accent 3" w:uiPriority="70"/>
-    <w:lsdException w:name="Colorful Shading Accent 3" w:uiPriority="71"/>
-    <w:lsdException w:name="Colorful List Accent 3" w:uiPriority="72"/>
-    <w:lsdException w:name="Colorful Grid Accent 3" w:uiPriority="73"/>
-    <w:lsdException w:name="Light Shading Accent 4" w:uiPriority="60"/>
-    <w:lsdException w:name="Light List Accent 4" w:uiPriority="61"/>
-    <w:lsdException w:name="Light Grid Accent 4" w:uiPriority="62"/>
-    <w:lsdException w:name="Medium Shading 1 Accent 4" w:uiPriority="63"/>
-    <w:lsdException w:name="Medium Shading 2 Accent 4" w:uiPriority="64"/>
-    <w:lsdException w:name="Medium List 1 Accent 4" w:uiPriority="65"/>
-    <w:lsdException w:name="Medium List 2 Accent 4" w:uiPriority="66"/>
-    <w:lsdException w:name="Medium Grid 1 Accent 4" w:uiPriority="67"/>
-    <w:lsdException w:name="Medium Grid 2 Accent 4" w:uiPriority="68"/>
-    <w:lsdException w:name="Medium Grid 3 Accent 4" w:uiPriority="69"/>
-    <w:lsdException w:name="Dark List Accent 4" w:uiPriority="70"/>
-    <w:lsdException w:name="Colorful Shading Accent 4" w:uiPriority="71"/>
-    <w:lsdException w:name="Colorful List Accent 4" w:uiPriority="72"/>
-    <w:lsdException w:name="Colorful Grid Accent 4" w:uiPriority="73"/>
-    <w:lsdException w:name="Light Shading Accent 5" w:uiPriority="60"/>
-    <w:lsdException w:name="Light List Accent 5" w:uiPriority="61"/>
-    <w:lsdException w:name="Light Grid Accent 5" w:uiPriority="62"/>
-    <w:lsdException w:name="Medium Shading 1 Accent 5" w:uiPriority="63"/>
-    <w:lsdException w:name="Medium Shading 2 Accent 5" w:uiPriority="64"/>
-    <w:lsdException w:name="Medium List 1 Accent 5" w:uiPriority="65"/>
-    <w:lsdException w:name="Medium List 2 Accent 5" w:uiPriority="66"/>
-    <w:lsdException w:name="Medium Grid 1 Accent 5" w:uiPriority="67"/>
-    <w:lsdException w:name="Medium Grid 2 Accent 5" w:uiPriority="68"/>
-    <w:lsdException w:name="Medium Grid 3 Accent 5" w:uiPriority="69"/>
-    <w:lsdException w:name="Dark List Accent 5" w:uiPriority="70"/>
-    <w:lsdException w:name="Colorful Shading Accent 5" w:uiPriority="71"/>
-    <w:lsdException w:name="Colorful List Accent 5" w:uiPriority="72"/>
-    <w:lsdException w:name="Colorful Grid Accent 5" w:uiPriority="73"/>
-    <w:lsdException w:name="Light Shading Accent 6" w:uiPriority="60"/>
-    <w:lsdException w:name="Light List Accent 6" w:uiPriority="61"/>
-    <w:lsdException w:name="Light Grid Accent 6" w:uiPriority="62"/>
-    <w:lsdException w:name="Medium Shading 1 Accent 6" w:uiPriority="63"/>
-    <w:lsdException w:name="Medium Shading 2 Accent 6" w:uiPriority="64"/>
-    <w:lsdException w:name="Medium List 1 Accent 6" w:uiPriority="65"/>
-    <w:lsdException w:name="Medium List 2 Accent 6" w:uiPriority="66"/>
-    <w:lsdException w:name="Medium Grid 1 Accent 6" w:uiPriority="67"/>
-    <w:lsdException w:name="Medium Grid 2 Accent 6" w:uiPriority="68"/>
-    <w:lsdException w:name="Medium Grid 3 Accent 6" w:uiPriority="69"/>
-    <w:lsdException w:name="Dark List Accent 6" w:uiPriority="70"/>
-    <w:lsdException w:name="Colorful Shading Accent 6" w:uiPriority="71"/>
-    <w:lsdException w:name="Colorful List Accent 6" w:uiPriority="72"/>
-    <w:lsdException w:name="Colorful Grid Accent 6" w:uiPriority="73"/>
-    <w:lsdException w:name="Subtle Emphasis" w:uiPriority="19" w:qFormat="1"/>
-    <w:lsdException w:name="Intense Emphasis" w:uiPriority="21" w:qFormat="1"/>
-    <w:lsdException w:name="Subtle Reference" w:uiPriority="31" w:qFormat="1"/>
-    <w:lsdException w:name="Intense Reference" w:uiPriority="32" w:qFormat="1"/>
-    <w:lsdException w:name="Book Title" w:uiPriority="33" w:qFormat="1"/>
-    <w:lsdException w:name="Bibliography" w:semiHidden="1" w:uiPriority="37" w:unhideWhenUsed="1"/>
-    <w:lsdException w:name="TOC Heading" w:semiHidden="1" w:uiPriority="39" w:unhideWhenUsed="1" w:qFormat="1"/>
-    <w:lsdException w:name="Plain Table 1" w:uiPriority="41"/>
-    <w:lsdException w:name="Plain Table 2" w:uiPriority="42"/>
-    <w:lsdException w:name="Plain Table 3" w:uiPriority="43"/>
-    <w:lsdException w:name="Plain Table 4" w:uiPriority="44"/>
-    <w:lsdException w:name="Plain Table 5" w:uiPriority="45"/>
-    <w:lsdException w:name="Grid Table Light" w:uiPriority="40"/>
-    <w:lsdException w:name="Grid Table 1 Light" w:uiPriority="46"/>
-    <w:lsdException w:name="Grid Table 2" w:uiPriority="47"/>
-    <w:lsdException w:name="Grid Table 3" w:uiPriority="48"/>
-    <w:lsdException w:name="Grid Table 4" w:uiPriority="49"/>
-    <w:lsdException w:name="Grid Table 5 Dark" w:uiPriority="50"/>
-    <w:lsdException w:name="Grid Table 6 Colorful" w:uiPriority="51"/>
-    <w:lsdException w:name="Grid Table 7 Colorful" w:uiPriority="52"/>
-    <w:lsdException w:name="Grid Table 1 Light Accent 1" w:uiPriority="46"/>
-    <w:lsdException w:name="Grid Table 2 Accent 1" w:uiPriority="47"/>
-    <w:lsdException w:name="Grid Table 3 Accent 1" w:uiPriority="48"/>
-    <w:lsdException w:name="Grid Table 4 Accent 1" w:uiPriority="49"/>
-    <w:lsdException w:name="Grid Table 5 Dark Accent 1" w:uiPriority="50"/>
-    <w:lsdException w:name="Grid Table 6 Colorful Accent 1" w:uiPriority="51"/>
-    <w:lsdException w:name="Grid Table 7 Colorful Accent 1" w:uiPriority="52"/>
-    <w:lsdException w:name="Grid Table 1 Light Accent 2" w:uiPriority="46"/>
-    <w:lsdException w:name="Grid Table 2 Accent 2" w:uiPriority="47"/>
-    <w:lsdException w:name="Grid Table 3 Accent 2" w:uiPriority="48"/>
-    <w:lsdException w:name="Grid Table 4 Accent 2" w:uiPriority="49"/>
-    <w:lsdException w:name="Grid Table 5 Dark Accent 2" w:uiPriority="50"/>
-    <w:lsdException w:name="Grid Table 6 Colorful Accent 2" w:uiPriority="51"/>
-    <w:lsdException w:name="Grid Table 7 Colorful Accent 2" w:uiPriority="52"/>
-    <w:lsdException w:name="Grid Table 1 Light Accent 3" w:uiPriority="46"/>
-    <w:lsdException w:name="Grid Table 2 Accent 3" w:uiPriority="47"/>
-    <w:lsdException w:name="Grid Table 3 Accent 3" w:uiPriority="48"/>
-    <w:lsdException w:name="Grid Table 4 Accent 3" w:uiPriority="49"/>
-    <w:lsdException w:name="Grid Table 5 Dark Accent 3" w:uiPriority="50"/>
-    <w:lsdException w:name="Grid Table 6 Colorful Accent 3" w:uiPriority="51"/>
-    <w:lsdException w:name="Grid Table 7 Colorful Accent 3" w:uiPriority="52"/>
-    <w:lsdException w:name="Grid Table 1 Light Accent 4" w:uiPriority="46"/>
-    <w:lsdException w:name="Grid Table 2 Accent 4" w:uiPriority="47"/>
-    <w:lsdException w:name="Grid Table 3 Accent 4" w:uiPriority="48"/>
-    <w:lsdException w:name="Grid Table 4 Accent 4" w:uiPriority="49"/>
-    <w:lsdException w:name="Grid Table 5 Dark Accent 4" w:uiPriority="50"/>
-    <w:lsdException w:name="Grid Table 6 Colorful Accent 4" w:uiPriority="51"/>
-    <w:lsdException w:name="Grid Table 7 Colorful Accent 4" w:uiPriority="52"/>
-    <w:lsdException w:name="Grid Table 1 Light Accent 5" w:uiPriority="46"/>
-    <w:lsdException w:name="Grid Table 2 Accent 5" w:uiPriority="47"/>
-    <w:lsdException w:name="Grid Table 3 Accent 5" w:uiPriority="48"/>
-    <w:lsdException w:name="Grid Table 4 Accent 5" w:uiPriority="49"/>
-    <w:lsdException w:name="Grid Table 5 Dark Accent 5" w:uiPriority="50"/>
-    <w:lsdException w:name="Grid Table 6 Colorful Accent 5" w:uiPriority="51"/>
-    <w:lsdException w:name="Grid Table 7 Colorful Accent 5" w:uiPriority="52"/>
-    <w:lsdException w:name="Grid Table 1 Light Accent 6" w:uiPriority="46"/>
-    <w:lsdException w:name="Grid Table 2 Accent 6" w:uiPriority="47"/>
-    <w:lsdException w:name="Grid Table 3 Accent 6" w:uiPriority="48"/>
-    <w:lsdException w:name="Grid Table 4 Accent 6" w:uiPriority="49"/>
-    <w:lsdException w:name="Grid Table 5 Dark Accent 6" w:uiPriority="50"/>
-    <w:lsdException w:name="Grid Table 6 Colorful Accent 6" w:uiPriority="51"/>
-    <w:lsdException w:name="Grid Table 7 Colorful Accent 6" w:uiPriority="52"/>
-    <w:lsdException w:name="List Table 1 Light" w:uiPriority="46"/>
-    <w:lsdException w:name="List Table 2" w:uiPriority="47"/>
-    <w:lsdException w:name="List Table 3" w:uiPriority="48"/>
-    <w:lsdException w:name="List Table 4" w:uiPriority="49"/>
-    <w:lsdException w:name="List Table 5 Dark" w:uiPriority="50"/>
-    <w:lsdException w:name="List Table 6 Colorful" w:uiPriority="51"/>
-    <w:lsdException w:name="List Table 7 Colorful" w:uiPriority="52"/>
-    <w:lsdException w:name="List Table 1 Light Accent 1" w:uiPriority="46"/>
-    <w:lsdException w:name="List Table 2 Accent 1" w:uiPriority="47"/>
-    <w:lsdException w:name="List Table 3 Accent 1" w:uiPriority="48"/>
-    <w:lsdException w:name="List Table 4 Accent 1" w:uiPriority="49"/>
-    <w:lsdException w:name="List Table 5 Dark Accent 1" w:uiPriority="50"/>
-    <w:lsdException w:name="List Table 6 Colorful Accent 1" w:uiPriority="51"/>
-    <w:lsdException w:name="List Table 7 Colorful Accent 1" w:uiPriority="52"/>
-    <w:lsdException w:name="List Table 1 Light Accent 2" w:uiPriority="46"/>
-    <w:lsdException w:name="List Table 2 Accent 2" w:uiPriority="47"/>
-    <w:lsdException w:name="List Table 3 Accent 2" w:uiPriority="48"/>
-    <w:lsdException w:name="List Table 4 Accent 2" w:uiPriority="49"/>
-    <w:lsdException w:name="List Table 5 Dark Accent 2" w:uiPriority="50"/>
-    <w:lsdException w:name="List Table 6 Colorful Accent 2" w:uiPriority="51"/>
-    <w:lsdException w:name="List Table 7 Colorful Accent 2" w:uiPriority="52"/>
-    <w:lsdException w:name="List Table 1 Light Accent 3" w:uiPriority="46"/>
-    <w:lsdException w:name="List Table 2 Accent 3" w:uiPriority="47"/>
-    <w:lsdException w:name="List Table 3 Accent 3" w:uiPriority="48"/>
-    <w:lsdException w:name="List Table 4 Accent 3" w:uiPriority="49"/>
-    <w:lsdException w:name="List Table 5 Dark Accent 3" w:uiPriority="50"/>
-    <w:lsdException w:name="List Table 6 Colorful Accent 3" w:uiPriority="51"/>
-    <w:lsdException w:name="List Table 7 Colorful Accent 3" w:uiPriority="52"/>
-    <w:lsdException w:name="List Table 1 Light Accent 4" w:uiPriority="46"/>
-    <w:lsdException w:name="List Table 2 Accent 4" w:uiPriority="47"/>
-    <w:lsdException w:name="List Table 3 Accent 4" w:uiPriority="48"/>
-    <w:lsdException w:name="List Table 4 Accent 4" w:uiPriority="49"/>
-    <w:lsdException w:name="List Table 5 Dark Accent 4" w:uiPriority="50"/>
-    <w:lsdException w:name="List Table 6 Colorful Accent 4" w:uiPriority="51"/>
-    <w:lsdException w:name="List Table 7 Colorful Accent 4" w:uiPriority="52"/>
-    <w:lsdException w:name="List Table 1 Light Accent 5" w:uiPriority="46"/>
-    <w:lsdException w:name="List Table 2 Accent 5" w:uiPriority="47"/>
-    <w:lsdException w:name="List Table 3 Accent 5" w:uiPriority="48"/>
-    <w:lsdException w:name="List Table 4 Accent 5" w:uiPriority="49"/>
-    <w:lsdException w:name="List Table 5 Dark Accent 5" w:uiPriority="50"/>
-    <w:lsdException w:name="List Table 6 Colorful Accent 5" w:uiPriority="51"/>
-    <w:lsdException w:name="List Table 7 Colorful Accent 5" w:uiPriority="52"/>
-    <w:lsdException w:name="List Table 1 Light Accent 6" w:uiPriority="46"/>
-    <w:lsdException w:name="List Table 2 Accent 6" w:uiPriority="47"/>
-    <w:lsdException w:name="List Table 3 Accent 6" w:uiPriority="48"/>
-    <w:lsdException w:name="List Table 4 Accent 6" w:uiPriority="49"/>
-    <w:lsdException w:name="List Table 5 Dark Accent 6" w:uiPriority="50"/>
-    <w:lsdException w:name="List Table 6 Colorful Accent 6" w:uiPriority="51"/>
-    <w:lsdException w:name="List Table 7 Colorful Accent 6" w:uiPriority="52"/>
-    <w:lsdException w:name="Mention" w:semiHidden="1" w:unhideWhenUsed="1"/>
-    <w:lsdException w:name="Smart Hyperlink" w:semiHidden="1" w:unhideWhenUsed="1"/>
-    <w:lsdException w:name="Hashtag" w:semiHidden="1" w:unhideWhenUsed="1"/>
-    <w:lsdException w:name="Unresolved Mention" w:semiHidden="1" w:unhideWhenUsed="1"/>
-    <w:lsdException w:name="Smart Link" w:semiHidden="1" w:unhideWhenUsed="1"/>
-  </w:latentStyles>
-  <w:style w:type="paragraph" w:default="1" w:styleId="a">
-    <w:name w:val="Normal"/>
-    <w:qFormat/>
-  </w:style>
-  <w:style w:type="character" w:default="1" w:styleId="a0">
-    <w:name w:val="Default Paragraph Font"/>
-    <w:uiPriority w:val="1"/>
-    <w:semiHidden/>
-    <w:unhideWhenUsed/>
-  </w:style>
-  <w:style w:type="table" w:default="1" w:styleId="a1">
-    <w:name w:val="Normal Table"/>
-    <w:uiPriority w:val="99"/>
-    <w:semiHidden/>
-    <w:unhideWhenUsed/>
+  <w:style w:type="table" w:styleId="ab">
+    <w:name w:val="Table Grid"/>
+    <w:basedOn w:val="a1"/>
+    <w:uiPriority w:val="39"/>
+    <w:rsid w:val="00634328"/>
+    <w:pPr>
+      <w:spacing w:after="0" w:line="240" w:lineRule="auto"/>
+    </w:pPr>
     <w:tblPr>
-      <w:tblInd w:w="0" w:type="dxa"/>
-      <w:tblCellMar>
-        <w:top w:w="0" w:type="dxa"/>
-        <w:left w:w="108" w:type="dxa"/>
-        <w:bottom w:w="0" w:type="dxa"/>
-        <w:right w:w="108" w:type="dxa"/>
-      </w:tblCellMar>
+      <w:tblBorders>
+        <w:top w:val="single" w:sz="4" w:space="0" w:color="auto"/>
+        <w:left w:val="single" w:sz="4" w:space="0" w:color="auto"/>
+        <w:bottom w:val="single" w:sz="4" w:space="0" w:color="auto"/>
+        <w:right w:val="single" w:sz="4" w:space="0" w:color="auto"/>
+        <w:insideH w:val="single" w:sz="4" w:space="0" w:color="auto"/>
+        <w:insideV w:val="single" w:sz="4" w:space="0" w:color="auto"/>
+      </w:tblBorders>
     </w:tblPr>
   </w:style>
-  <w:style w:type="numbering" w:default="1" w:styleId="a2">
-    <w:name w:val="No List"/>
-    <w:uiPriority w:val="99"/>
-    <w:semiHidden/>
-    <w:unhideWhenUsed/>
-  </w:style>
-  <w:style w:type="character" w:styleId="a3">
-    <w:name w:val="Placeholder Text"/>
-    <w:basedOn w:val="a0"/>
-    <w:uiPriority w:val="99"/>
-    <w:semiHidden/>
-    <w:rsid w:val="00B07895"/>
-    <w:rPr>
-      <w:color w:val="808080"/>
-    </w:rPr>
-  </w:style>
-  <w:style w:type="paragraph" w:customStyle="1" w:styleId="8EECFC2B4F9A4D168148A9C34310C86B">
-    <w:name w:val="8EECFC2B4F9A4D168148A9C34310C86B"/>
-    <w:rsid w:val="00B07895"/>
-  </w:style>
-  <w:style w:type="paragraph" w:customStyle="1" w:styleId="A7F064F19DDA4F7AB9600E40A08B9F52">
-    <w:name w:val="A7F064F19DDA4F7AB9600E40A08B9F52"/>
-    <w:rsid w:val="00B07895"/>
-  </w:style>
 </w:styles>
-</file>
-
-<file path=word/glossary/webSettings.xml><?xml version="1.0" encoding="utf-8"?>
-<w:webSettings xmlns:mc="http://schemas.openxmlformats.org/markup-compatibility/2006" xmlns:r="http://schemas.openxmlformats.org/officeDocument/2006/relationships" xmlns:w="http://schemas.openxmlformats.org/wordprocessingml/2006/main" xmlns:w14="http://schemas.microsoft.com/office/word/2010/wordml" xmlns:w15="http://schemas.microsoft.com/office/word/2012/wordml" xmlns:w16cex="http://schemas.microsoft.com/office/word/2018/wordml/cex" xmlns:w16cid="http://schemas.microsoft.com/office/word/2016/wordml/cid" xmlns:w16="http://schemas.microsoft.com/office/word/2018/wordml" xmlns:w16du="http://schemas.microsoft.com/office/word/2023/wordml/word16du" xmlns:w16sdtdh="http://schemas.microsoft.com/office/word/2020/wordml/sdtdatahash" xmlns:w16sdtfl="http://schemas.microsoft.com/office/word/2024/wordml/sdtformatlock" xmlns:w16se="http://schemas.microsoft.com/office/word/2015/wordml/symex" mc:Ignorable="w14 w15 w16se w16cid w16 w16cex w16sdtdh w16sdtfl w16du">
-  <w:optimizeForBrowser/>
-  <w:allowPNG/>
-</w:webSettings>
 </file>
 
 <file path=word/theme/theme1.xml><?xml version="1.0" encoding="utf-8"?>
